--- a/internal_doc/00.项目管理/01.会议纪要/例会纪要_20140526.docx
+++ b/internal_doc/00.项目管理/01.会议纪要/例会纪要_20140526.docx
@@ -733,30 +733,11 @@
             <w:tcW w:w="3652" w:type="dxa"/>
           </w:tcPr>
           <w:p>
-            <w:pPr>
-              <w:rPr>
-                <w:color w:val="D9D9D9" w:themeColor="background1" w:themeShade="D9"/>
-              </w:rPr>
-            </w:pPr>
-            <w:r>
-              <w:rPr>
-                <w:color w:val="D9D9D9" w:themeColor="background1" w:themeShade="D9"/>
-              </w:rPr>
-              <w:t>W</w:t>
-            </w:r>
-            <w:r>
-              <w:rPr>
-                <w:rFonts w:hint="eastAsia"/>
-                <w:color w:val="D9D9D9" w:themeColor="background1" w:themeShade="D9"/>
-              </w:rPr>
-              <w:t>in</w:t>
-            </w:r>
-            <w:r>
-              <w:rPr>
-                <w:rFonts w:hint="eastAsia"/>
-                <w:color w:val="D9D9D9" w:themeColor="background1" w:themeShade="D9"/>
-              </w:rPr>
-              <w:t>下的驱动静态库编译</w:t>
+            <w:r>
+              <w:rPr>
+                <w:rFonts w:hint="eastAsia"/>
+              </w:rPr>
+              <w:t>驱动代码整理</w:t>
             </w:r>
           </w:p>
         </w:tc>
@@ -765,55 +746,50 @@
             <w:tcW w:w="992" w:type="dxa"/>
           </w:tcPr>
           <w:p>
-            <w:pPr>
-              <w:rPr>
-                <w:color w:val="D9D9D9" w:themeColor="background1" w:themeShade="D9"/>
-              </w:rPr>
-            </w:pPr>
-            <w:r>
-              <w:rPr>
-                <w:rFonts w:hint="eastAsia"/>
-                <w:color w:val="D9D9D9" w:themeColor="background1" w:themeShade="D9"/>
+            <w:r>
+              <w:rPr>
+                <w:rFonts w:hint="eastAsia"/>
               </w:rPr>
               <w:t>谭钊波</w:t>
             </w:r>
           </w:p>
+          <w:p>
+            <w:r>
+              <w:rPr>
+                <w:rFonts w:hint="eastAsia"/>
+              </w:rPr>
+              <w:t>王文</w:t>
+            </w:r>
+            <w:r>
+              <w:rPr>
+                <w:rFonts w:hint="eastAsia"/>
+              </w:rPr>
+              <w:t>净</w:t>
+            </w:r>
+          </w:p>
         </w:tc>
         <w:tc>
           <w:tcPr>
             <w:tcW w:w="1044" w:type="dxa"/>
           </w:tcPr>
-          <w:p>
-            <w:pPr>
-              <w:rPr>
-                <w:color w:val="D9D9D9" w:themeColor="background1" w:themeShade="D9"/>
-              </w:rPr>
-            </w:pPr>
-            <w:r>
-              <w:rPr>
-                <w:rFonts w:hint="eastAsia"/>
-                <w:color w:val="D9D9D9" w:themeColor="background1" w:themeShade="D9"/>
-              </w:rPr>
-              <w:t>5-5</w:t>
-            </w:r>
-          </w:p>
+          <w:p/>
         </w:tc>
         <w:tc>
           <w:tcPr>
             <w:tcW w:w="1016" w:type="dxa"/>
           </w:tcPr>
           <w:p>
-            <w:pPr>
-              <w:rPr>
-                <w:color w:val="D9D9D9" w:themeColor="background1" w:themeShade="D9"/>
-              </w:rPr>
-            </w:pPr>
-            <w:r>
-              <w:rPr>
-                <w:rFonts w:hint="eastAsia"/>
-                <w:color w:val="D9D9D9" w:themeColor="background1" w:themeShade="D9"/>
-              </w:rPr>
-              <w:t>5-26</w:t>
+            <w:r>
+              <w:rPr>
+                <w:rFonts w:hint="eastAsia"/>
+              </w:rPr>
+              <w:t>7-15</w:t>
+            </w:r>
+            <w:r>
+              <w:rPr>
+                <w:rFonts w:hint="eastAsia"/>
+              </w:rPr>
+              <w:t>（计划完成时间）</w:t>
             </w:r>
           </w:p>
         </w:tc>
@@ -822,38 +798,17 @@
             <w:tcW w:w="1818" w:type="dxa"/>
           </w:tcPr>
           <w:p>
-            <w:pPr>
-              <w:rPr>
-                <w:color w:val="D9D9D9" w:themeColor="background1" w:themeShade="D9"/>
-              </w:rPr>
-            </w:pPr>
-            <w:r>
-              <w:rPr>
-                <w:rFonts w:hint="eastAsia"/>
-                <w:color w:val="D9D9D9" w:themeColor="background1" w:themeShade="D9"/>
-              </w:rPr>
-              <w:t>存在问题</w:t>
-            </w:r>
-            <w:r>
-              <w:rPr>
-                <w:rFonts w:hint="eastAsia"/>
-                <w:color w:val="D9D9D9" w:themeColor="background1" w:themeShade="D9"/>
-              </w:rPr>
-              <w:t>,</w:t>
-            </w:r>
-            <w:r>
-              <w:rPr>
-                <w:rFonts w:hint="eastAsia"/>
-                <w:color w:val="D9D9D9" w:themeColor="background1" w:themeShade="D9"/>
-              </w:rPr>
-              <w:t>不编译</w:t>
-            </w:r>
-            <w:r>
-              <w:rPr>
-                <w:rFonts w:hint="eastAsia"/>
-                <w:color w:val="D9D9D9" w:themeColor="background1" w:themeShade="D9"/>
-              </w:rPr>
-              <w:t>C++</w:t>
+            <w:r>
+              <w:rPr>
+                <w:rFonts w:hint="eastAsia"/>
+              </w:rPr>
+              <w:t>Java</w:t>
+            </w:r>
+            <w:r>
+              <w:rPr>
+                <w:rFonts w:hint="eastAsia"/>
+              </w:rPr>
+              <w:t>代码整理完</w:t>
             </w:r>
           </w:p>
         </w:tc>
@@ -864,33 +819,20 @@
             <w:tcW w:w="3652" w:type="dxa"/>
           </w:tcPr>
           <w:p>
-            <w:pPr>
-              <w:rPr>
-                <w:color w:val="EEECE1" w:themeColor="background2"/>
-              </w:rPr>
-            </w:pPr>
-            <w:r>
-              <w:rPr>
-                <w:rFonts w:hint="eastAsia"/>
-                <w:color w:val="EEECE1" w:themeColor="background2"/>
-              </w:rPr>
-              <w:t>替换</w:t>
-            </w:r>
-            <w:proofErr w:type="spellStart"/>
-            <w:r>
-              <w:rPr>
-                <w:rFonts w:hint="eastAsia"/>
-                <w:color w:val="EEECE1" w:themeColor="background2"/>
-              </w:rPr>
-              <w:t>linenoise</w:t>
-            </w:r>
-            <w:proofErr w:type="spellEnd"/>
-            <w:r>
-              <w:rPr>
-                <w:rFonts w:hint="eastAsia"/>
-                <w:color w:val="EEECE1" w:themeColor="background2"/>
-              </w:rPr>
-              <w:t>库</w:t>
+            <w:r>
+              <w:t>D</w:t>
+            </w:r>
+            <w:r>
+              <w:rPr>
+                <w:rFonts w:hint="eastAsia"/>
+              </w:rPr>
+              <w:t>omain</w:t>
+            </w:r>
+            <w:r>
+              <w:rPr>
+                <w:rFonts w:hint="eastAsia"/>
+              </w:rPr>
+              <w:t>驱动及测试用例</w:t>
             </w:r>
           </w:p>
         </w:tc>
@@ -899,15 +841,9 @@
             <w:tcW w:w="992" w:type="dxa"/>
           </w:tcPr>
           <w:p>
-            <w:pPr>
-              <w:rPr>
-                <w:color w:val="EEECE1" w:themeColor="background2"/>
-              </w:rPr>
-            </w:pPr>
-            <w:r>
-              <w:rPr>
-                <w:rFonts w:hint="eastAsia"/>
-                <w:color w:val="EEECE1" w:themeColor="background2"/>
+            <w:r>
+              <w:rPr>
+                <w:rFonts w:hint="eastAsia"/>
               </w:rPr>
               <w:t>谭钊波</w:t>
             </w:r>
@@ -918,17 +854,11 @@
             <w:tcW w:w="1044" w:type="dxa"/>
           </w:tcPr>
           <w:p>
-            <w:pPr>
-              <w:rPr>
-                <w:color w:val="EEECE1" w:themeColor="background2"/>
-              </w:rPr>
-            </w:pPr>
-            <w:r>
-              <w:rPr>
-                <w:rFonts w:hint="eastAsia"/>
-                <w:color w:val="EEECE1" w:themeColor="background2"/>
-              </w:rPr>
-              <w:t>5-5</w:t>
+            <w:r>
+              <w:rPr>
+                <w:rFonts w:hint="eastAsia"/>
+              </w:rPr>
+              <w:t>5-19</w:t>
             </w:r>
           </w:p>
         </w:tc>
@@ -936,53 +866,13 @@
           <w:tcPr>
             <w:tcW w:w="1016" w:type="dxa"/>
           </w:tcPr>
-          <w:p>
-            <w:pPr>
-              <w:rPr>
-                <w:color w:val="EEECE1" w:themeColor="background2"/>
-              </w:rPr>
-            </w:pPr>
-            <w:r>
-              <w:rPr>
-                <w:rFonts w:hint="eastAsia"/>
-                <w:color w:val="EEECE1" w:themeColor="background2"/>
-              </w:rPr>
-              <w:t>预计</w:t>
-            </w:r>
-            <w:r>
-              <w:rPr>
-                <w:rFonts w:hint="eastAsia"/>
-                <w:color w:val="EEECE1" w:themeColor="background2"/>
-              </w:rPr>
-              <w:t>5-12</w:t>
-            </w:r>
-            <w:r>
-              <w:rPr>
-                <w:rFonts w:hint="eastAsia"/>
-                <w:color w:val="EEECE1" w:themeColor="background2"/>
-              </w:rPr>
-              <w:t>结束</w:t>
-            </w:r>
-          </w:p>
+          <w:p/>
         </w:tc>
         <w:tc>
           <w:tcPr>
             <w:tcW w:w="1818" w:type="dxa"/>
           </w:tcPr>
-          <w:p>
-            <w:pPr>
-              <w:rPr>
-                <w:color w:val="EEECE1" w:themeColor="background2"/>
-              </w:rPr>
-            </w:pPr>
-            <w:r>
-              <w:rPr>
-                <w:rFonts w:hint="eastAsia"/>
-                <w:color w:val="EEECE1" w:themeColor="background2"/>
-              </w:rPr>
-              <w:t>完成</w:t>
-            </w:r>
-          </w:p>
+          <w:p/>
         </w:tc>
       </w:tr>
       <w:tr>
@@ -991,11 +881,86 @@
             <w:tcW w:w="3652" w:type="dxa"/>
           </w:tcPr>
           <w:p>
-            <w:r>
-              <w:rPr>
-                <w:rFonts w:hint="eastAsia"/>
-              </w:rPr>
-              <w:t>驱动代码整理</w:t>
+            <w:proofErr w:type="spellStart"/>
+            <w:r>
+              <w:rPr>
+                <w:rFonts w:hint="eastAsia"/>
+              </w:rPr>
+              <w:t>ycsb</w:t>
+            </w:r>
+            <w:proofErr w:type="spellEnd"/>
+            <w:r>
+              <w:rPr>
+                <w:rFonts w:hint="eastAsia"/>
+              </w:rPr>
+              <w:t>压测对比</w:t>
+            </w:r>
+          </w:p>
+          <w:p>
+            <w:r>
+              <w:rPr>
+                <w:rFonts w:hint="eastAsia"/>
+              </w:rPr>
+              <w:t>（</w:t>
+            </w:r>
+            <w:proofErr w:type="spellStart"/>
+            <w:r>
+              <w:rPr>
+                <w:rFonts w:hint="eastAsia"/>
+              </w:rPr>
+              <w:t>sequoiadb</w:t>
+            </w:r>
+            <w:proofErr w:type="spellEnd"/>
+            <w:r>
+              <w:rPr>
+                <w:rFonts w:hint="eastAsia"/>
+              </w:rPr>
+              <w:t>/</w:t>
+            </w:r>
+            <w:proofErr w:type="spellStart"/>
+            <w:r>
+              <w:rPr>
+                <w:rFonts w:hint="eastAsia"/>
+              </w:rPr>
+              <w:t>hbase</w:t>
+            </w:r>
+            <w:proofErr w:type="spellEnd"/>
+            <w:r>
+              <w:rPr>
+                <w:rFonts w:hint="eastAsia"/>
+              </w:rPr>
+              <w:t>/</w:t>
+            </w:r>
+            <w:proofErr w:type="spellStart"/>
+            <w:r>
+              <w:rPr>
+                <w:rFonts w:hint="eastAsia"/>
+              </w:rPr>
+              <w:t>mongdb</w:t>
+            </w:r>
+            <w:proofErr w:type="spellEnd"/>
+            <w:r>
+              <w:rPr>
+                <w:rFonts w:hint="eastAsia"/>
+              </w:rPr>
+              <w:t>/</w:t>
+            </w:r>
+            <w:proofErr w:type="spellStart"/>
+            <w:r>
+              <w:t>Cassandra</w:t>
+            </w:r>
+            <w:r>
+              <w:rPr>
+                <w:rFonts w:hint="eastAsia"/>
+              </w:rPr>
+              <w:t>Redis</w:t>
+            </w:r>
+            <w:proofErr w:type="spellEnd"/>
+            <w:r>
+              <w:rPr>
+                <w:rFonts w:hint="eastAsia"/>
+              </w:rPr>
+              <w:t>）</w:t>
             </w:r>
           </w:p>
         </w:tc>
@@ -1008,21 +973,7 @@
               <w:rPr>
                 <w:rFonts w:hint="eastAsia"/>
               </w:rPr>
-              <w:t>谭钊波</w:t>
-            </w:r>
-          </w:p>
-          <w:p>
-            <w:r>
-              <w:rPr>
-                <w:rFonts w:hint="eastAsia"/>
-              </w:rPr>
-              <w:t>王文</w:t>
-            </w:r>
-            <w:r>
-              <w:rPr>
-                <w:rFonts w:hint="eastAsia"/>
-              </w:rPr>
-              <w:t>净</w:t>
+              <w:t>王文净</w:t>
             </w:r>
           </w:p>
         </w:tc>
@@ -1030,43 +981,68 @@
           <w:tcPr>
             <w:tcW w:w="1044" w:type="dxa"/>
           </w:tcPr>
+          <w:p>
+            <w:r>
+              <w:rPr>
+                <w:rFonts w:hint="eastAsia"/>
+              </w:rPr>
+              <w:t>4-28</w:t>
+            </w:r>
+          </w:p>
+        </w:tc>
+        <w:tc>
+          <w:tcPr>
+            <w:tcW w:w="1016" w:type="dxa"/>
+          </w:tcPr>
           <w:p/>
         </w:tc>
         <w:tc>
           <w:tcPr>
-            <w:tcW w:w="1016" w:type="dxa"/>
-          </w:tcPr>
-          <w:p>
-            <w:r>
-              <w:rPr>
-                <w:rFonts w:hint="eastAsia"/>
-              </w:rPr>
-              <w:t>7-15</w:t>
-            </w:r>
-            <w:r>
-              <w:rPr>
-                <w:rFonts w:hint="eastAsia"/>
-              </w:rPr>
-              <w:t>（计划完成时间）</w:t>
-            </w:r>
-          </w:p>
-        </w:tc>
-        <w:tc>
-          <w:tcPr>
             <w:tcW w:w="1818" w:type="dxa"/>
           </w:tcPr>
           <w:p>
-            <w:r>
-              <w:rPr>
-                <w:rFonts w:hint="eastAsia"/>
-              </w:rPr>
-              <w:t>Java</w:t>
-            </w:r>
-            <w:r>
-              <w:rPr>
-                <w:rFonts w:hint="eastAsia"/>
-              </w:rPr>
-              <w:t>代码整理完</w:t>
+            <w:pPr>
+              <w:rPr>
+                <w:rFonts w:hint="eastAsia"/>
+              </w:rPr>
+            </w:pPr>
+            <w:r>
+              <w:rPr>
+                <w:rFonts w:hint="eastAsia"/>
+              </w:rPr>
+              <w:t>主要调</w:t>
+            </w:r>
+            <w:r>
+              <w:rPr>
+                <w:rFonts w:hint="eastAsia"/>
+              </w:rPr>
+              <w:t>mongo</w:t>
+            </w:r>
+          </w:p>
+          <w:p>
+            <w:r>
+              <w:rPr>
+                <w:rFonts w:hint="eastAsia"/>
+              </w:rPr>
+              <w:t>C</w:t>
+            </w:r>
+            <w:r>
+              <w:rPr>
+                <w:rFonts w:hint="eastAsia"/>
+              </w:rPr>
+              <w:t>驱动有部分地方调整</w:t>
+            </w:r>
+            <w:r>
+              <w:rPr>
+                <w:rFonts w:hint="eastAsia"/>
+              </w:rPr>
+              <w:t>,</w:t>
+            </w:r>
+            <w:r>
+              <w:rPr>
+                <w:rFonts w:hint="eastAsia"/>
+              </w:rPr>
+              <w:t>接口的检查不一致</w:t>
             </w:r>
           </w:p>
         </w:tc>
@@ -1078,19 +1054,42 @@
           </w:tcPr>
           <w:p>
             <w:r>
-              <w:t>D</w:t>
-            </w:r>
-            <w:r>
-              <w:rPr>
-                <w:rFonts w:hint="eastAsia"/>
-              </w:rPr>
-              <w:t>omain</w:t>
-            </w:r>
-            <w:r>
-              <w:rPr>
-                <w:rFonts w:hint="eastAsia"/>
-              </w:rPr>
-              <w:t>驱动及测试用例</w:t>
+              <w:rPr>
+                <w:rFonts w:hint="eastAsia"/>
+              </w:rPr>
+              <w:t>继续</w:t>
+            </w:r>
+            <w:r>
+              <w:rPr>
+                <w:rFonts w:hint="eastAsia"/>
+              </w:rPr>
+              <w:t xml:space="preserve">OM </w:t>
+            </w:r>
+            <w:r>
+              <w:rPr>
+                <w:rFonts w:hint="eastAsia"/>
+              </w:rPr>
+              <w:t>命令端</w:t>
+            </w:r>
+            <w:r>
+              <w:rPr>
+                <w:rFonts w:hint="eastAsia"/>
+              </w:rPr>
+              <w:t xml:space="preserve"> </w:t>
+            </w:r>
+            <w:r>
+              <w:rPr>
+                <w:rFonts w:hint="eastAsia"/>
+              </w:rPr>
+              <w:t>拉通</w:t>
+            </w:r>
+          </w:p>
+          <w:p>
+            <w:r>
+              <w:rPr>
+                <w:rFonts w:hint="eastAsia"/>
+              </w:rPr>
+              <w:t>继续页面部分开发</w:t>
             </w:r>
           </w:p>
         </w:tc>
@@ -1103,7 +1102,7 @@
               <w:rPr>
                 <w:rFonts w:hint="eastAsia"/>
               </w:rPr>
-              <w:t>谭钊波</w:t>
+              <w:t>许建辉何嘉文</w:t>
             </w:r>
           </w:p>
         </w:tc>
@@ -1116,7 +1115,7 @@
               <w:rPr>
                 <w:rFonts w:hint="eastAsia"/>
               </w:rPr>
-              <w:t>5-19</w:t>
+              <w:t>4-28</w:t>
             </w:r>
           </w:p>
         </w:tc>
@@ -1124,13 +1123,102 @@
           <w:tcPr>
             <w:tcW w:w="1016" w:type="dxa"/>
           </w:tcPr>
-          <w:p/>
+          <w:p>
+            <w:r>
+              <w:rPr>
+                <w:rFonts w:hint="eastAsia"/>
+              </w:rPr>
+              <w:t>5-13</w:t>
+            </w:r>
+            <w:r>
+              <w:rPr>
+                <w:rFonts w:hint="eastAsia"/>
+              </w:rPr>
+              <w:t>开始</w:t>
+            </w:r>
+          </w:p>
         </w:tc>
         <w:tc>
           <w:tcPr>
             <w:tcW w:w="1818" w:type="dxa"/>
           </w:tcPr>
-          <w:p/>
+          <w:p>
+            <w:pPr>
+              <w:jc w:val="center"/>
+              <w:rPr>
+                <w:rFonts w:hint="eastAsia"/>
+              </w:rPr>
+            </w:pPr>
+            <w:r>
+              <w:rPr>
+                <w:rFonts w:hint="eastAsia"/>
+              </w:rPr>
+              <w:t>登陆和主页完成</w:t>
+            </w:r>
+          </w:p>
+          <w:p>
+            <w:pPr>
+              <w:jc w:val="center"/>
+              <w:rPr>
+                <w:rFonts w:hint="eastAsia"/>
+              </w:rPr>
+            </w:pPr>
+            <w:r>
+              <w:rPr>
+                <w:rFonts w:hint="eastAsia"/>
+              </w:rPr>
+              <w:t>对一些</w:t>
+            </w:r>
+            <w:r>
+              <w:rPr>
+                <w:rFonts w:hint="eastAsia"/>
+              </w:rPr>
+              <w:t>bug</w:t>
+            </w:r>
+            <w:r>
+              <w:rPr>
+                <w:rFonts w:hint="eastAsia"/>
+              </w:rPr>
+              <w:t>优化</w:t>
+            </w:r>
+          </w:p>
+          <w:p>
+            <w:pPr>
+              <w:jc w:val="center"/>
+              <w:rPr>
+                <w:rFonts w:hint="eastAsia"/>
+              </w:rPr>
+            </w:pPr>
+            <w:r>
+              <w:rPr>
+                <w:rFonts w:hint="eastAsia"/>
+              </w:rPr>
+              <w:t>1.7</w:t>
+            </w:r>
+            <w:r>
+              <w:rPr>
+                <w:rFonts w:hint="eastAsia"/>
+              </w:rPr>
+              <w:t>版本交给测试</w:t>
+            </w:r>
+          </w:p>
+          <w:p>
+            <w:pPr>
+              <w:jc w:val="center"/>
+            </w:pPr>
+            <w:r>
+              <w:rPr>
+                <w:rFonts w:hint="eastAsia"/>
+              </w:rPr>
+              <w:t>shell</w:t>
+            </w:r>
+            <w:r>
+              <w:rPr>
+                <w:rFonts w:hint="eastAsia"/>
+              </w:rPr>
+              <w:t>工具优化</w:t>
+            </w:r>
+          </w:p>
         </w:tc>
       </w:tr>
       <w:tr>
@@ -1139,87 +1227,11 @@
             <w:tcW w:w="3652" w:type="dxa"/>
           </w:tcPr>
           <w:p>
-            <w:proofErr w:type="spellStart"/>
-            <w:r>
-              <w:rPr>
-                <w:rFonts w:hint="eastAsia"/>
-              </w:rPr>
-              <w:t>ycsb</w:t>
-            </w:r>
-            <w:proofErr w:type="spellEnd"/>
-            <w:r>
-              <w:rPr>
-                <w:rFonts w:hint="eastAsia"/>
-              </w:rPr>
-              <w:t>压测对比</w:t>
-            </w:r>
-          </w:p>
-          <w:p>
-            <w:r>
-              <w:rPr>
-                <w:rFonts w:hint="eastAsia"/>
-              </w:rPr>
-              <w:t>（</w:t>
-            </w:r>
-            <w:proofErr w:type="spellStart"/>
-            <w:r>
-              <w:rPr>
-                <w:rFonts w:hint="eastAsia"/>
-              </w:rPr>
-              <w:t>sequoiadb</w:t>
-            </w:r>
-            <w:proofErr w:type="spellEnd"/>
-            <w:r>
-              <w:rPr>
-                <w:rFonts w:hint="eastAsia"/>
-              </w:rPr>
-              <w:t>/</w:t>
-            </w:r>
-            <w:proofErr w:type="spellStart"/>
-            <w:r>
-              <w:rPr>
-                <w:rFonts w:hint="eastAsia"/>
-              </w:rPr>
-              <w:t>hbase</w:t>
-            </w:r>
-            <w:proofErr w:type="spellEnd"/>
-            <w:r>
-              <w:rPr>
-                <w:rFonts w:hint="eastAsia"/>
-              </w:rPr>
-              <w:t>/</w:t>
-            </w:r>
-            <w:proofErr w:type="spellStart"/>
-            <w:r>
-              <w:rPr>
-                <w:rFonts w:hint="eastAsia"/>
-              </w:rPr>
-              <w:t>mongdb</w:t>
-            </w:r>
-            <w:proofErr w:type="spellEnd"/>
-            <w:r>
-              <w:rPr>
-                <w:rFonts w:hint="eastAsia"/>
-              </w:rPr>
-              <w:t>/</w:t>
-            </w:r>
-            <w:proofErr w:type="spellStart"/>
-            <w:r>
-              <w:t>Cassandra</w:t>
-            </w:r>
-            <w:r>
-              <w:rPr>
-                <w:rFonts w:hint="eastAsia"/>
-              </w:rPr>
-              <w:t>Redis</w:t>
-            </w:r>
-            <w:proofErr w:type="spellEnd"/>
-            <w:r>
-              <w:rPr>
-                <w:rFonts w:hint="eastAsia"/>
-              </w:rPr>
-              <w:t>）</w:t>
-            </w:r>
+            <w:pPr>
+              <w:rPr>
+                <w:color w:val="DDD9C3" w:themeColor="background2" w:themeShade="E6"/>
+              </w:rPr>
+            </w:pPr>
           </w:p>
         </w:tc>
         <w:tc>
@@ -1227,12 +1239,11 @@
             <w:tcW w:w="992" w:type="dxa"/>
           </w:tcPr>
           <w:p>
-            <w:r>
-              <w:rPr>
-                <w:rFonts w:hint="eastAsia"/>
-              </w:rPr>
-              <w:t>王文净</w:t>
-            </w:r>
+            <w:pPr>
+              <w:rPr>
+                <w:color w:val="DDD9C3" w:themeColor="background2" w:themeShade="E6"/>
+              </w:rPr>
+            </w:pPr>
           </w:p>
         </w:tc>
         <w:tc>
@@ -1240,19 +1251,24 @@
             <w:tcW w:w="1044" w:type="dxa"/>
           </w:tcPr>
           <w:p>
-            <w:r>
-              <w:rPr>
-                <w:rFonts w:hint="eastAsia"/>
-              </w:rPr>
-              <w:t>4-28</w:t>
-            </w:r>
+            <w:pPr>
+              <w:rPr>
+                <w:color w:val="DDD9C3" w:themeColor="background2" w:themeShade="E6"/>
+              </w:rPr>
+            </w:pPr>
           </w:p>
         </w:tc>
         <w:tc>
           <w:tcPr>
             <w:tcW w:w="1016" w:type="dxa"/>
           </w:tcPr>
-          <w:p/>
+          <w:p>
+            <w:pPr>
+              <w:rPr>
+                <w:color w:val="DDD9C3" w:themeColor="background2" w:themeShade="E6"/>
+              </w:rPr>
+            </w:pPr>
+          </w:p>
         </w:tc>
         <w:tc>
           <w:tcPr>
@@ -1261,47 +1277,9 @@
           <w:p>
             <w:pPr>
               <w:rPr>
-                <w:rFonts w:hint="eastAsia"/>
-              </w:rPr>
-            </w:pPr>
-            <w:r>
-              <w:rPr>
-                <w:rFonts w:hint="eastAsia"/>
-              </w:rPr>
-              <w:t>主要调</w:t>
-            </w:r>
-            <w:r>
-              <w:rPr>
-                <w:rFonts w:hint="eastAsia"/>
-              </w:rPr>
-              <w:t>mongo</w:t>
-            </w:r>
-          </w:p>
-          <w:p>
-            <w:r>
-              <w:rPr>
-                <w:rFonts w:hint="eastAsia"/>
-              </w:rPr>
-              <w:t>C</w:t>
-            </w:r>
-            <w:r>
-              <w:rPr>
-                <w:rFonts w:hint="eastAsia"/>
-              </w:rPr>
-              <w:t>驱动有部分地方调整</w:t>
-            </w:r>
-            <w:r>
-              <w:rPr>
-                <w:rFonts w:hint="eastAsia"/>
-              </w:rPr>
-              <w:t>,</w:t>
-            </w:r>
-            <w:r>
-              <w:rPr>
-                <w:rFonts w:hint="eastAsia"/>
-              </w:rPr>
-              <w:t>接口的检查不一致</w:t>
-            </w:r>
+                <w:color w:val="DDD9C3" w:themeColor="background2" w:themeShade="E6"/>
+              </w:rPr>
+            </w:pPr>
           </w:p>
         </w:tc>
       </w:tr>
@@ -1310,31 +1288,65 @@
           <w:tcPr>
             <w:tcW w:w="3652" w:type="dxa"/>
           </w:tcPr>
+          <w:p>
+            <w:r>
+              <w:rPr>
+                <w:rFonts w:hint="eastAsia"/>
+              </w:rPr>
+              <w:t>导出</w:t>
+            </w:r>
+            <w:r>
+              <w:rPr>
+                <w:rFonts w:hint="eastAsia"/>
+              </w:rPr>
+              <w:t>重写</w:t>
+            </w:r>
+          </w:p>
+        </w:tc>
+        <w:tc>
+          <w:tcPr>
+            <w:tcW w:w="992" w:type="dxa"/>
+          </w:tcPr>
+          <w:p>
+            <w:r>
+              <w:rPr>
+                <w:rFonts w:hint="eastAsia"/>
+              </w:rPr>
+              <w:t>何嘉文</w:t>
+            </w:r>
+          </w:p>
+        </w:tc>
+        <w:tc>
+          <w:tcPr>
+            <w:tcW w:w="1044" w:type="dxa"/>
+          </w:tcPr>
+          <w:p>
+            <w:r>
+              <w:rPr>
+                <w:rFonts w:hint="eastAsia"/>
+              </w:rPr>
+              <w:t>5-19</w:t>
+            </w:r>
+          </w:p>
+        </w:tc>
+        <w:tc>
+          <w:tcPr>
+            <w:tcW w:w="1016" w:type="dxa"/>
+          </w:tcPr>
           <w:p/>
         </w:tc>
         <w:tc>
           <w:tcPr>
-            <w:tcW w:w="992" w:type="dxa"/>
-          </w:tcPr>
-          <w:p/>
-        </w:tc>
-        <w:tc>
-          <w:tcPr>
-            <w:tcW w:w="1044" w:type="dxa"/>
-          </w:tcPr>
-          <w:p/>
-        </w:tc>
-        <w:tc>
-          <w:tcPr>
-            <w:tcW w:w="1016" w:type="dxa"/>
-          </w:tcPr>
-          <w:p/>
-        </w:tc>
-        <w:tc>
-          <w:tcPr>
             <w:tcW w:w="1818" w:type="dxa"/>
           </w:tcPr>
-          <w:p/>
+          <w:p>
+            <w:r>
+              <w:rPr>
+                <w:rFonts w:hint="eastAsia"/>
+              </w:rPr>
+              <w:t>80%</w:t>
+            </w:r>
+          </w:p>
         </w:tc>
       </w:tr>
       <w:tr>
@@ -1345,38 +1357,58 @@
           <w:p>
             <w:pPr>
               <w:rPr>
-                <w:color w:val="DDD9C3" w:themeColor="background2" w:themeShade="E6"/>
-              </w:rPr>
-            </w:pPr>
-            <w:r>
-              <w:rPr>
-                <w:rFonts w:hint="eastAsia"/>
-                <w:color w:val="DDD9C3" w:themeColor="background2" w:themeShade="E6"/>
-              </w:rPr>
-              <w:t>工具模块，</w:t>
-            </w:r>
-            <w:r>
-              <w:rPr>
-                <w:rFonts w:hint="eastAsia"/>
-                <w:color w:val="DDD9C3" w:themeColor="background2" w:themeShade="E6"/>
-              </w:rPr>
-              <w:t xml:space="preserve"> </w:t>
+                <w:rFonts w:hint="eastAsia"/>
+              </w:rPr>
+            </w:pPr>
+            <w:r>
+              <w:rPr>
+                <w:rFonts w:hint="eastAsia"/>
+              </w:rPr>
+              <w:t>base64</w:t>
+            </w:r>
+            <w:r>
+              <w:rPr>
+                <w:rFonts w:hint="eastAsia"/>
+              </w:rPr>
+              <w:t>编码</w:t>
+            </w:r>
+            <w:r>
+              <w:rPr>
+                <w:rFonts w:hint="eastAsia"/>
+              </w:rPr>
+              <w:t xml:space="preserve">bug, </w:t>
+            </w:r>
+            <w:r>
+              <w:t>“</w:t>
             </w:r>
             <w:proofErr w:type="spellStart"/>
             <w:r>
               <w:rPr>
                 <w:rFonts w:hint="eastAsia"/>
-                <w:color w:val="DDD9C3" w:themeColor="background2" w:themeShade="E6"/>
-              </w:rPr>
-              <w:t>pmd</w:t>
+              </w:rPr>
+              <w:t>abcd</w:t>
             </w:r>
             <w:proofErr w:type="spellEnd"/>
             <w:r>
-              <w:rPr>
-                <w:rFonts w:hint="eastAsia"/>
-                <w:color w:val="DDD9C3" w:themeColor="background2" w:themeShade="E6"/>
-              </w:rPr>
-              <w:t>其他代码调整</w:t>
+              <w:t>”</w:t>
+            </w:r>
+            <w:r>
+              <w:rPr>
+                <w:rFonts w:hint="eastAsia"/>
+              </w:rPr>
+              <w:t>编码后少了</w:t>
+            </w:r>
+            <w:r>
+              <w:t>”</w:t>
+            </w:r>
+            <w:r>
+              <w:rPr>
+                <w:rFonts w:hint="eastAsia"/>
+              </w:rPr>
+              <w:t>=</w:t>
+            </w:r>
+            <w:r>
+              <w:t>”</w:t>
             </w:r>
           </w:p>
         </w:tc>
@@ -1387,15 +1419,14 @@
           <w:p>
             <w:pPr>
               <w:rPr>
-                <w:color w:val="DDD9C3" w:themeColor="background2" w:themeShade="E6"/>
-              </w:rPr>
-            </w:pPr>
-            <w:r>
-              <w:rPr>
-                <w:rFonts w:hint="eastAsia"/>
-                <w:color w:val="DDD9C3" w:themeColor="background2" w:themeShade="E6"/>
-              </w:rPr>
-              <w:t>许建辉</w:t>
+                <w:rFonts w:hint="eastAsia"/>
+              </w:rPr>
+            </w:pPr>
+            <w:r>
+              <w:rPr>
+                <w:rFonts w:hint="eastAsia"/>
+              </w:rPr>
+              <w:t>何嘉文</w:t>
             </w:r>
           </w:p>
         </w:tc>
@@ -1406,15 +1437,14 @@
           <w:p>
             <w:pPr>
               <w:rPr>
-                <w:color w:val="DDD9C3" w:themeColor="background2" w:themeShade="E6"/>
-              </w:rPr>
-            </w:pPr>
-            <w:r>
-              <w:rPr>
-                <w:rFonts w:hint="eastAsia"/>
-                <w:color w:val="DDD9C3" w:themeColor="background2" w:themeShade="E6"/>
-              </w:rPr>
-              <w:t>4-28</w:t>
+                <w:rFonts w:hint="eastAsia"/>
+              </w:rPr>
+            </w:pPr>
+            <w:r>
+              <w:rPr>
+                <w:rFonts w:hint="eastAsia"/>
+              </w:rPr>
+              <w:t>5-26</w:t>
             </w:r>
           </w:p>
         </w:tc>
@@ -1422,27 +1452,7 @@
           <w:tcPr>
             <w:tcW w:w="1016" w:type="dxa"/>
           </w:tcPr>
-          <w:p>
-            <w:pPr>
-              <w:rPr>
-                <w:color w:val="DDD9C3" w:themeColor="background2" w:themeShade="E6"/>
-              </w:rPr>
-            </w:pPr>
-            <w:r>
-              <w:rPr>
-                <w:rFonts w:hint="eastAsia"/>
-                <w:color w:val="DDD9C3" w:themeColor="background2" w:themeShade="E6"/>
-              </w:rPr>
-              <w:t>预计</w:t>
-            </w:r>
-            <w:r>
-              <w:rPr>
-                <w:rFonts w:hint="eastAsia"/>
-                <w:color w:val="DDD9C3" w:themeColor="background2" w:themeShade="E6"/>
-              </w:rPr>
-              <w:t>5-13</w:t>
-            </w:r>
-          </w:p>
+          <w:p/>
         </w:tc>
         <w:tc>
           <w:tcPr>
@@ -1451,23 +1461,9 @@
           <w:p>
             <w:pPr>
               <w:rPr>
-                <w:color w:val="DDD9C3" w:themeColor="background2" w:themeShade="E6"/>
-              </w:rPr>
-            </w:pPr>
-            <w:r>
-              <w:rPr>
-                <w:rFonts w:hint="eastAsia"/>
-                <w:color w:val="DDD9C3" w:themeColor="background2" w:themeShade="E6"/>
-              </w:rPr>
-              <w:t>完成</w:t>
-            </w:r>
-            <w:r>
-              <w:rPr>
-                <w:rFonts w:hint="eastAsia"/>
-                <w:color w:val="DDD9C3" w:themeColor="background2" w:themeShade="E6"/>
-              </w:rPr>
-              <w:t>90%</w:t>
-            </w:r>
+                <w:rFonts w:hint="eastAsia"/>
+              </w:rPr>
+            </w:pPr>
           </w:p>
         </w:tc>
       </w:tr>
@@ -1479,7 +1475,7 @@
           <w:p>
             <w:pPr>
               <w:rPr>
-                <w:color w:val="DDD9C3" w:themeColor="background2" w:themeShade="E6"/>
+                <w:color w:val="D9D9D9" w:themeColor="background1" w:themeShade="D9"/>
               </w:rPr>
             </w:pPr>
           </w:p>
@@ -1491,7 +1487,7 @@
           <w:p>
             <w:pPr>
               <w:rPr>
-                <w:color w:val="DDD9C3" w:themeColor="background2" w:themeShade="E6"/>
+                <w:color w:val="D9D9D9" w:themeColor="background1" w:themeShade="D9"/>
               </w:rPr>
             </w:pPr>
           </w:p>
@@ -1503,7 +1499,7 @@
           <w:p>
             <w:pPr>
               <w:rPr>
-                <w:color w:val="DDD9C3" w:themeColor="background2" w:themeShade="E6"/>
+                <w:color w:val="D9D9D9" w:themeColor="background1" w:themeShade="D9"/>
               </w:rPr>
             </w:pPr>
           </w:p>
@@ -1515,7 +1511,7 @@
           <w:p>
             <w:pPr>
               <w:rPr>
-                <w:color w:val="DDD9C3" w:themeColor="background2" w:themeShade="E6"/>
+                <w:color w:val="D9D9D9" w:themeColor="background1" w:themeShade="D9"/>
               </w:rPr>
             </w:pPr>
           </w:p>
@@ -1527,7 +1523,7 @@
           <w:p>
             <w:pPr>
               <w:rPr>
-                <w:color w:val="DDD9C3" w:themeColor="background2" w:themeShade="E6"/>
+                <w:color w:val="D9D9D9" w:themeColor="background1" w:themeShade="D9"/>
               </w:rPr>
             </w:pPr>
           </w:p>
@@ -1539,31 +1535,22 @@
             <w:tcW w:w="3652" w:type="dxa"/>
           </w:tcPr>
           <w:p>
-            <w:pPr>
-              <w:rPr>
-                <w:color w:val="DDD9C3" w:themeColor="background2" w:themeShade="E6"/>
-              </w:rPr>
-            </w:pPr>
-            <w:r>
-              <w:rPr>
-                <w:rFonts w:hint="eastAsia"/>
-                <w:color w:val="DDD9C3" w:themeColor="background2" w:themeShade="E6"/>
-              </w:rPr>
-              <w:t>索引扫描</w:t>
-            </w:r>
-            <w:r>
-              <w:rPr>
-                <w:rFonts w:hint="eastAsia"/>
-                <w:color w:val="DDD9C3" w:themeColor="background2" w:themeShade="E6"/>
-              </w:rPr>
-              <w:t>bug</w:t>
-            </w:r>
-            <w:r>
-              <w:rPr>
-                <w:rFonts w:hint="eastAsia"/>
-                <w:color w:val="DDD9C3" w:themeColor="background2" w:themeShade="E6"/>
-              </w:rPr>
-              <w:t>修改</w:t>
+            <w:proofErr w:type="spellStart"/>
+            <w:r>
+              <w:t>D</w:t>
+            </w:r>
+            <w:r>
+              <w:rPr>
+                <w:rFonts w:hint="eastAsia"/>
+              </w:rPr>
+              <w:t>psdump</w:t>
+            </w:r>
+            <w:proofErr w:type="spellEnd"/>
+            <w:r>
+              <w:rPr>
+                <w:rFonts w:hint="eastAsia"/>
+              </w:rPr>
+              <w:t>测试</w:t>
             </w:r>
           </w:p>
         </w:tc>
@@ -1572,17 +1559,11 @@
             <w:tcW w:w="992" w:type="dxa"/>
           </w:tcPr>
           <w:p>
-            <w:pPr>
-              <w:rPr>
-                <w:color w:val="DDD9C3" w:themeColor="background2" w:themeShade="E6"/>
-              </w:rPr>
-            </w:pPr>
-            <w:r>
-              <w:rPr>
-                <w:rFonts w:hint="eastAsia"/>
-                <w:color w:val="DDD9C3" w:themeColor="background2" w:themeShade="E6"/>
-              </w:rPr>
-              <w:t>许建辉</w:t>
+            <w:r>
+              <w:rPr>
+                <w:rFonts w:hint="eastAsia"/>
+              </w:rPr>
+              <w:t>王文净</w:t>
             </w:r>
           </w:p>
         </w:tc>
@@ -1590,50 +1571,25 @@
           <w:tcPr>
             <w:tcW w:w="1044" w:type="dxa"/>
           </w:tcPr>
-          <w:p>
-            <w:pPr>
-              <w:rPr>
-                <w:color w:val="DDD9C3" w:themeColor="background2" w:themeShade="E6"/>
-              </w:rPr>
-            </w:pPr>
-            <w:r>
-              <w:rPr>
-                <w:rFonts w:hint="eastAsia"/>
-                <w:color w:val="DDD9C3" w:themeColor="background2" w:themeShade="E6"/>
-              </w:rPr>
-              <w:t>5-7</w:t>
-            </w:r>
-          </w:p>
+          <w:p/>
         </w:tc>
         <w:tc>
           <w:tcPr>
             <w:tcW w:w="1016" w:type="dxa"/>
           </w:tcPr>
-          <w:p>
-            <w:pPr>
-              <w:rPr>
-                <w:color w:val="DDD9C3" w:themeColor="background2" w:themeShade="E6"/>
-              </w:rPr>
-            </w:pPr>
-            <w:r>
-              <w:rPr>
-                <w:rFonts w:hint="eastAsia"/>
-                <w:color w:val="DDD9C3" w:themeColor="background2" w:themeShade="E6"/>
-              </w:rPr>
-              <w:t>5-8</w:t>
-            </w:r>
-          </w:p>
+          <w:p/>
         </w:tc>
         <w:tc>
           <w:tcPr>
             <w:tcW w:w="1818" w:type="dxa"/>
           </w:tcPr>
           <w:p>
-            <w:pPr>
-              <w:rPr>
-                <w:color w:val="DDD9C3" w:themeColor="background2" w:themeShade="E6"/>
-              </w:rPr>
-            </w:pPr>
+            <w:r>
+              <w:rPr>
+                <w:rFonts w:hint="eastAsia"/>
+              </w:rPr>
+              <w:t>重新弄清楚功能和设置</w:t>
+            </w:r>
           </w:p>
         </w:tc>
       </w:tr>
@@ -1645,7 +1601,7 @@
           <w:p>
             <w:pPr>
               <w:rPr>
-                <w:color w:val="DDD9C3" w:themeColor="background2" w:themeShade="E6"/>
+                <w:color w:val="D9D9D9" w:themeColor="background1" w:themeShade="D9"/>
               </w:rPr>
             </w:pPr>
           </w:p>
@@ -1657,7 +1613,7 @@
           <w:p>
             <w:pPr>
               <w:rPr>
-                <w:color w:val="DDD9C3" w:themeColor="background2" w:themeShade="E6"/>
+                <w:color w:val="D9D9D9" w:themeColor="background1" w:themeShade="D9"/>
               </w:rPr>
             </w:pPr>
           </w:p>
@@ -1669,7 +1625,7 @@
           <w:p>
             <w:pPr>
               <w:rPr>
-                <w:color w:val="DDD9C3" w:themeColor="background2" w:themeShade="E6"/>
+                <w:color w:val="D9D9D9" w:themeColor="background1" w:themeShade="D9"/>
               </w:rPr>
             </w:pPr>
           </w:p>
@@ -1681,7 +1637,7 @@
           <w:p>
             <w:pPr>
               <w:rPr>
-                <w:color w:val="DDD9C3" w:themeColor="background2" w:themeShade="E6"/>
+                <w:color w:val="D9D9D9" w:themeColor="background1" w:themeShade="D9"/>
               </w:rPr>
             </w:pPr>
           </w:p>
@@ -1693,7 +1649,8 @@
           <w:p>
             <w:pPr>
               <w:rPr>
-                <w:color w:val="DDD9C3" w:themeColor="background2" w:themeShade="E6"/>
+                <w:rFonts w:hint="eastAsia"/>
+                <w:color w:val="D9D9D9" w:themeColor="background1" w:themeShade="D9"/>
               </w:rPr>
             </w:pPr>
           </w:p>
@@ -1709,40 +1666,13 @@
               <w:rPr>
                 <w:rFonts w:hint="eastAsia"/>
               </w:rPr>
-              <w:t>继续</w:t>
-            </w:r>
-            <w:r>
-              <w:rPr>
-                <w:rFonts w:hint="eastAsia"/>
-              </w:rPr>
-              <w:t xml:space="preserve">OM </w:t>
-            </w:r>
-            <w:r>
-              <w:rPr>
-                <w:rFonts w:hint="eastAsia"/>
-              </w:rPr>
-              <w:t>命令端</w:t>
-            </w:r>
-            <w:r>
-              <w:rPr>
-                <w:rFonts w:hint="eastAsia"/>
-              </w:rPr>
-              <w:t xml:space="preserve"> </w:t>
-            </w:r>
-            <w:r>
-              <w:rPr>
-                <w:rFonts w:hint="eastAsia"/>
-              </w:rPr>
-              <w:t>拉通</w:t>
-            </w:r>
-          </w:p>
-          <w:p>
-            <w:r>
-              <w:rPr>
-                <w:rFonts w:hint="eastAsia"/>
-              </w:rPr>
-              <w:lastRenderedPageBreak/>
-              <w:t>继续页面部分开发</w:t>
+              <w:t>Inspect</w:t>
+            </w:r>
+            <w:r>
+              <w:rPr>
+                <w:rFonts w:hint="eastAsia"/>
+              </w:rPr>
+              <w:t>测试</w:t>
             </w:r>
           </w:p>
         </w:tc>
@@ -1751,19 +1681,16 @@
             <w:tcW w:w="992" w:type="dxa"/>
           </w:tcPr>
           <w:p>
-            <w:r>
-              <w:rPr>
-                <w:rFonts w:hint="eastAsia"/>
-              </w:rPr>
-              <w:lastRenderedPageBreak/>
-              <w:t>许建辉</w:t>
-            </w:r>
-            <w:r>
-              <w:rPr>
-                <w:rFonts w:hint="eastAsia"/>
-              </w:rPr>
-              <w:lastRenderedPageBreak/>
-              <w:t>何嘉文</w:t>
+            <w:pPr>
+              <w:rPr>
+                <w:rFonts w:hint="eastAsia"/>
+              </w:rPr>
+            </w:pPr>
+            <w:r>
+              <w:rPr>
+                <w:rFonts w:hint="eastAsia"/>
+              </w:rPr>
+              <w:t>王文净</w:t>
             </w:r>
           </w:p>
         </w:tc>
@@ -1772,12 +1699,16 @@
             <w:tcW w:w="1044" w:type="dxa"/>
           </w:tcPr>
           <w:p>
-            <w:r>
-              <w:rPr>
-                <w:rFonts w:hint="eastAsia"/>
-              </w:rPr>
-              <w:lastRenderedPageBreak/>
-              <w:t>4-28</w:t>
+            <w:pPr>
+              <w:rPr>
+                <w:rFonts w:hint="eastAsia"/>
+              </w:rPr>
+            </w:pPr>
+            <w:r>
+              <w:rPr>
+                <w:rFonts w:hint="eastAsia"/>
+              </w:rPr>
+              <w:t>5-26</w:t>
             </w:r>
           </w:p>
         </w:tc>
@@ -1785,111 +1716,13 @@
           <w:tcPr>
             <w:tcW w:w="1016" w:type="dxa"/>
           </w:tcPr>
-          <w:p>
-            <w:r>
-              <w:rPr>
-                <w:rFonts w:hint="eastAsia"/>
-              </w:rPr>
-              <w:t>5-13</w:t>
-            </w:r>
-            <w:r>
-              <w:rPr>
-                <w:rFonts w:hint="eastAsia"/>
-              </w:rPr>
-              <w:t>开</w:t>
-            </w:r>
-            <w:r>
-              <w:rPr>
-                <w:rFonts w:hint="eastAsia"/>
-              </w:rPr>
-              <w:lastRenderedPageBreak/>
-              <w:t>始</w:t>
-            </w:r>
-          </w:p>
+          <w:p/>
         </w:tc>
         <w:tc>
           <w:tcPr>
             <w:tcW w:w="1818" w:type="dxa"/>
           </w:tcPr>
-          <w:p>
-            <w:pPr>
-              <w:jc w:val="center"/>
-              <w:rPr>
-                <w:rFonts w:hint="eastAsia"/>
-              </w:rPr>
-            </w:pPr>
-            <w:r>
-              <w:rPr>
-                <w:rFonts w:hint="eastAsia"/>
-              </w:rPr>
-              <w:lastRenderedPageBreak/>
-              <w:t>登陆和主页完成</w:t>
-            </w:r>
-          </w:p>
-          <w:p>
-            <w:pPr>
-              <w:jc w:val="center"/>
-              <w:rPr>
-                <w:rFonts w:hint="eastAsia"/>
-              </w:rPr>
-            </w:pPr>
-            <w:r>
-              <w:rPr>
-                <w:rFonts w:hint="eastAsia"/>
-              </w:rPr>
-              <w:lastRenderedPageBreak/>
-              <w:t>对一些</w:t>
-            </w:r>
-            <w:r>
-              <w:rPr>
-                <w:rFonts w:hint="eastAsia"/>
-              </w:rPr>
-              <w:t>bug</w:t>
-            </w:r>
-            <w:r>
-              <w:rPr>
-                <w:rFonts w:hint="eastAsia"/>
-              </w:rPr>
-              <w:t>优化</w:t>
-            </w:r>
-          </w:p>
-          <w:p>
-            <w:pPr>
-              <w:jc w:val="center"/>
-              <w:rPr>
-                <w:rFonts w:hint="eastAsia"/>
-              </w:rPr>
-            </w:pPr>
-            <w:r>
-              <w:rPr>
-                <w:rFonts w:hint="eastAsia"/>
-              </w:rPr>
-              <w:t>1.7</w:t>
-            </w:r>
-            <w:r>
-              <w:rPr>
-                <w:rFonts w:hint="eastAsia"/>
-              </w:rPr>
-              <w:t>版本交给测试</w:t>
-            </w:r>
-          </w:p>
-          <w:p>
-            <w:pPr>
-              <w:jc w:val="center"/>
-            </w:pPr>
-            <w:r>
-              <w:rPr>
-                <w:rFonts w:hint="eastAsia"/>
-              </w:rPr>
-              <w:t>shell</w:t>
-            </w:r>
-            <w:r>
-              <w:rPr>
-                <w:rFonts w:hint="eastAsia"/>
-              </w:rPr>
-              <w:t>工具优化</w:t>
-            </w:r>
-          </w:p>
+          <w:p/>
         </w:tc>
       </w:tr>
       <w:tr>
@@ -1903,66 +1736,6 @@
                 <w:color w:val="DDD9C3" w:themeColor="background2" w:themeShade="E6"/>
               </w:rPr>
             </w:pPr>
-            <w:proofErr w:type="spellStart"/>
-            <w:r>
-              <w:rPr>
-                <w:color w:val="DDD9C3" w:themeColor="background2" w:themeShade="E6"/>
-              </w:rPr>
-              <w:lastRenderedPageBreak/>
-              <w:t>S</w:t>
-            </w:r>
-            <w:r>
-              <w:rPr>
-                <w:rFonts w:hint="eastAsia"/>
-                <w:color w:val="DDD9C3" w:themeColor="background2" w:themeShade="E6"/>
-              </w:rPr>
-              <w:t>db</w:t>
-            </w:r>
-            <w:proofErr w:type="spellEnd"/>
-            <w:r>
-              <w:rPr>
-                <w:rFonts w:hint="eastAsia"/>
-                <w:color w:val="DDD9C3" w:themeColor="background2" w:themeShade="E6"/>
-              </w:rPr>
-              <w:t>导入工具</w:t>
-            </w:r>
-            <w:r>
-              <w:rPr>
-                <w:rFonts w:hint="eastAsia"/>
-                <w:color w:val="DDD9C3" w:themeColor="background2" w:themeShade="E6"/>
-              </w:rPr>
-              <w:t>(</w:t>
-            </w:r>
-            <w:proofErr w:type="spellStart"/>
-            <w:r>
-              <w:rPr>
-                <w:rFonts w:hint="eastAsia"/>
-                <w:color w:val="DDD9C3" w:themeColor="background2" w:themeShade="E6"/>
-              </w:rPr>
-              <w:t>csv</w:t>
-            </w:r>
-            <w:proofErr w:type="spellEnd"/>
-            <w:r>
-              <w:rPr>
-                <w:rFonts w:hint="eastAsia"/>
-                <w:color w:val="DDD9C3" w:themeColor="background2" w:themeShade="E6"/>
-              </w:rPr>
-              <w:t>格式</w:t>
-            </w:r>
-            <w:r>
-              <w:rPr>
-                <w:rFonts w:hint="eastAsia"/>
-                <w:color w:val="DDD9C3" w:themeColor="background2" w:themeShade="E6"/>
-              </w:rPr>
-              <w:t>)</w:t>
-            </w:r>
-            <w:r>
-              <w:rPr>
-                <w:rFonts w:hint="eastAsia"/>
-                <w:color w:val="DDD9C3" w:themeColor="background2" w:themeShade="E6"/>
-              </w:rPr>
-              <w:t>可以指定类型</w:t>
-            </w:r>
           </w:p>
         </w:tc>
         <w:tc>
@@ -1975,13 +1748,6 @@
                 <w:color w:val="DDD9C3" w:themeColor="background2" w:themeShade="E6"/>
               </w:rPr>
             </w:pPr>
-            <w:r>
-              <w:rPr>
-                <w:rFonts w:hint="eastAsia"/>
-                <w:color w:val="DDD9C3" w:themeColor="background2" w:themeShade="E6"/>
-              </w:rPr>
-              <w:t>何嘉文</w:t>
-            </w:r>
           </w:p>
         </w:tc>
         <w:tc>
@@ -1994,13 +1760,6 @@
                 <w:color w:val="DDD9C3" w:themeColor="background2" w:themeShade="E6"/>
               </w:rPr>
             </w:pPr>
-            <w:r>
-              <w:rPr>
-                <w:rFonts w:hint="eastAsia"/>
-                <w:color w:val="DDD9C3" w:themeColor="background2" w:themeShade="E6"/>
-              </w:rPr>
-              <w:t>5-5</w:t>
-            </w:r>
           </w:p>
         </w:tc>
         <w:tc>
@@ -2013,27 +1772,6 @@
                 <w:color w:val="DDD9C3" w:themeColor="background2" w:themeShade="E6"/>
               </w:rPr>
             </w:pPr>
-            <w:r>
-              <w:rPr>
-                <w:rFonts w:hint="eastAsia"/>
-                <w:color w:val="DDD9C3" w:themeColor="background2" w:themeShade="E6"/>
-              </w:rPr>
-              <w:t>预计</w:t>
-            </w:r>
-            <w:r>
-              <w:rPr>
-                <w:rFonts w:hint="eastAsia"/>
-                <w:color w:val="DDD9C3" w:themeColor="background2" w:themeShade="E6"/>
-              </w:rPr>
-              <w:t>5-13</w:t>
-            </w:r>
-            <w:r>
-              <w:rPr>
-                <w:rFonts w:hint="eastAsia"/>
-                <w:color w:val="DDD9C3" w:themeColor="background2" w:themeShade="E6"/>
-              </w:rPr>
-              <w:t>提交测试</w:t>
-            </w:r>
           </w:p>
         </w:tc>
         <w:tc>
@@ -2055,18 +1793,31 @@
             <w:tcW w:w="3652" w:type="dxa"/>
           </w:tcPr>
           <w:p>
-            <w:r>
-              <w:rPr>
-                <w:rFonts w:hint="eastAsia"/>
-              </w:rPr>
-              <w:t>导出</w:t>
-            </w:r>
-            <w:r>
-              <w:rPr>
-                <w:rFonts w:hint="eastAsia"/>
-              </w:rPr>
-              <w:t>重写</w:t>
-            </w:r>
+            <w:proofErr w:type="spellStart"/>
+            <w:r>
+              <w:t>I</w:t>
+            </w:r>
+            <w:r>
+              <w:rPr>
+                <w:rFonts w:hint="eastAsia"/>
+              </w:rPr>
+              <w:t>mprt</w:t>
+            </w:r>
+            <w:proofErr w:type="spellEnd"/>
+            <w:r>
+              <w:rPr>
+                <w:rFonts w:hint="eastAsia"/>
+              </w:rPr>
+              <w:t>/</w:t>
+            </w:r>
+            <w:proofErr w:type="spellStart"/>
+            <w:r>
+              <w:rPr>
+                <w:rFonts w:hint="eastAsia"/>
+              </w:rPr>
+              <w:t>exprt</w:t>
+            </w:r>
+            <w:proofErr w:type="spellEnd"/>
           </w:p>
         </w:tc>
         <w:tc>
@@ -2078,7 +1829,7 @@
               <w:rPr>
                 <w:rFonts w:hint="eastAsia"/>
               </w:rPr>
-              <w:t>何嘉文</w:t>
+              <w:t>胡晓均</w:t>
             </w:r>
           </w:p>
         </w:tc>
@@ -2091,7 +1842,7 @@
               <w:rPr>
                 <w:rFonts w:hint="eastAsia"/>
               </w:rPr>
-              <w:t>5-19</w:t>
+              <w:t>5-12</w:t>
             </w:r>
           </w:p>
         </w:tc>
@@ -2110,733 +1861,7 @@
               <w:rPr>
                 <w:rFonts w:hint="eastAsia"/>
               </w:rPr>
-              <w:t>80%</w:t>
-            </w:r>
-          </w:p>
-        </w:tc>
-      </w:tr>
-      <w:tr>
-        <w:tc>
-          <w:tcPr>
-            <w:tcW w:w="3652" w:type="dxa"/>
-          </w:tcPr>
-          <w:p>
-            <w:pPr>
-              <w:rPr>
-                <w:rFonts w:hint="eastAsia"/>
-              </w:rPr>
-            </w:pPr>
-            <w:r>
-              <w:rPr>
-                <w:rFonts w:hint="eastAsia"/>
-              </w:rPr>
-              <w:t>base64</w:t>
-            </w:r>
-            <w:r>
-              <w:rPr>
-                <w:rFonts w:hint="eastAsia"/>
-              </w:rPr>
-              <w:t>编码</w:t>
-            </w:r>
-            <w:r>
-              <w:rPr>
-                <w:rFonts w:hint="eastAsia"/>
-              </w:rPr>
-              <w:t xml:space="preserve">bug, </w:t>
-            </w:r>
-            <w:r>
-              <w:t>“</w:t>
-            </w:r>
-            <w:proofErr w:type="spellStart"/>
-            <w:r>
-              <w:rPr>
-                <w:rFonts w:hint="eastAsia"/>
-              </w:rPr>
-              <w:t>abcd</w:t>
-            </w:r>
-            <w:proofErr w:type="spellEnd"/>
-            <w:r>
-              <w:t>”</w:t>
-            </w:r>
-            <w:r>
-              <w:rPr>
-                <w:rFonts w:hint="eastAsia"/>
-              </w:rPr>
-              <w:t>编码后少了</w:t>
-            </w:r>
-            <w:r>
-              <w:t>”</w:t>
-            </w:r>
-            <w:r>
-              <w:rPr>
-                <w:rFonts w:hint="eastAsia"/>
-              </w:rPr>
-              <w:t>=</w:t>
-            </w:r>
-            <w:r>
-              <w:t>”</w:t>
-            </w:r>
-          </w:p>
-        </w:tc>
-        <w:tc>
-          <w:tcPr>
-            <w:tcW w:w="992" w:type="dxa"/>
-          </w:tcPr>
-          <w:p>
-            <w:pPr>
-              <w:rPr>
-                <w:rFonts w:hint="eastAsia"/>
-              </w:rPr>
-            </w:pPr>
-            <w:r>
-              <w:rPr>
-                <w:rFonts w:hint="eastAsia"/>
-              </w:rPr>
-              <w:t>何嘉文</w:t>
-            </w:r>
-          </w:p>
-        </w:tc>
-        <w:tc>
-          <w:tcPr>
-            <w:tcW w:w="1044" w:type="dxa"/>
-          </w:tcPr>
-          <w:p>
-            <w:pPr>
-              <w:rPr>
-                <w:rFonts w:hint="eastAsia"/>
-              </w:rPr>
-            </w:pPr>
-            <w:r>
-              <w:rPr>
-                <w:rFonts w:hint="eastAsia"/>
-              </w:rPr>
-              <w:t>5-26</w:t>
-            </w:r>
-          </w:p>
-        </w:tc>
-        <w:tc>
-          <w:tcPr>
-            <w:tcW w:w="1016" w:type="dxa"/>
-          </w:tcPr>
-          <w:p/>
-        </w:tc>
-        <w:tc>
-          <w:tcPr>
-            <w:tcW w:w="1818" w:type="dxa"/>
-          </w:tcPr>
-          <w:p>
-            <w:pPr>
-              <w:rPr>
-                <w:rFonts w:hint="eastAsia"/>
-              </w:rPr>
-            </w:pPr>
-          </w:p>
-        </w:tc>
-      </w:tr>
-      <w:tr>
-        <w:tc>
-          <w:tcPr>
-            <w:tcW w:w="3652" w:type="dxa"/>
-          </w:tcPr>
-          <w:p>
-            <w:pPr>
-              <w:rPr>
-                <w:color w:val="D9D9D9" w:themeColor="background1" w:themeShade="D9"/>
-              </w:rPr>
-            </w:pPr>
-            <w:proofErr w:type="spellStart"/>
-            <w:r>
-              <w:rPr>
-                <w:color w:val="D9D9D9" w:themeColor="background1" w:themeShade="D9"/>
-              </w:rPr>
-              <w:t>dps</w:t>
-            </w:r>
-            <w:proofErr w:type="spellEnd"/>
-            <w:r>
-              <w:rPr>
-                <w:color w:val="D9D9D9" w:themeColor="background1" w:themeShade="D9"/>
-              </w:rPr>
-              <w:t xml:space="preserve"> dump</w:t>
-            </w:r>
-            <w:r>
-              <w:rPr>
-                <w:rFonts w:hint="eastAsia"/>
-                <w:color w:val="D9D9D9" w:themeColor="background1" w:themeShade="D9"/>
-              </w:rPr>
-              <w:t>工具代码调整，单元测试。</w:t>
-            </w:r>
-          </w:p>
-          <w:p>
-            <w:pPr>
-              <w:rPr>
-                <w:color w:val="D9D9D9" w:themeColor="background1" w:themeShade="D9"/>
-              </w:rPr>
-            </w:pPr>
-            <w:r>
-              <w:rPr>
-                <w:rFonts w:hint="eastAsia"/>
-                <w:color w:val="D9D9D9" w:themeColor="background1" w:themeShade="D9"/>
-              </w:rPr>
-              <w:t>--</w:t>
-            </w:r>
-            <w:r>
-              <w:rPr>
-                <w:rFonts w:hint="eastAsia"/>
-                <w:color w:val="D9D9D9" w:themeColor="background1" w:themeShade="D9"/>
-              </w:rPr>
-              <w:t>过滤器调整为链式</w:t>
-            </w:r>
-          </w:p>
-          <w:p>
-            <w:pPr>
-              <w:rPr>
-                <w:color w:val="D9D9D9" w:themeColor="background1" w:themeShade="D9"/>
-              </w:rPr>
-            </w:pPr>
-            <w:r>
-              <w:rPr>
-                <w:rFonts w:hint="eastAsia"/>
-                <w:color w:val="D9D9D9" w:themeColor="background1" w:themeShade="D9"/>
-              </w:rPr>
-              <w:t>--</w:t>
-            </w:r>
-            <w:r>
-              <w:rPr>
-                <w:rFonts w:hint="eastAsia"/>
-                <w:color w:val="D9D9D9" w:themeColor="background1" w:themeShade="D9"/>
-              </w:rPr>
-              <w:t>统一参数加载方式</w:t>
-            </w:r>
-          </w:p>
-        </w:tc>
-        <w:tc>
-          <w:tcPr>
-            <w:tcW w:w="992" w:type="dxa"/>
-          </w:tcPr>
-          <w:p>
-            <w:pPr>
-              <w:rPr>
-                <w:color w:val="D9D9D9" w:themeColor="background1" w:themeShade="D9"/>
-              </w:rPr>
-            </w:pPr>
-            <w:r>
-              <w:rPr>
-                <w:rFonts w:hint="eastAsia"/>
-                <w:color w:val="D9D9D9" w:themeColor="background1" w:themeShade="D9"/>
-              </w:rPr>
-              <w:t>刘圳</w:t>
-            </w:r>
-          </w:p>
-        </w:tc>
-        <w:tc>
-          <w:tcPr>
-            <w:tcW w:w="1044" w:type="dxa"/>
-          </w:tcPr>
-          <w:p>
-            <w:pPr>
-              <w:rPr>
-                <w:color w:val="D9D9D9" w:themeColor="background1" w:themeShade="D9"/>
-              </w:rPr>
-            </w:pPr>
-            <w:r>
-              <w:rPr>
-                <w:rFonts w:hint="eastAsia"/>
-                <w:color w:val="D9D9D9" w:themeColor="background1" w:themeShade="D9"/>
-              </w:rPr>
-              <w:t>4-28</w:t>
-            </w:r>
-          </w:p>
-        </w:tc>
-        <w:tc>
-          <w:tcPr>
-            <w:tcW w:w="1016" w:type="dxa"/>
-          </w:tcPr>
-          <w:p>
-            <w:pPr>
-              <w:rPr>
-                <w:color w:val="D9D9D9" w:themeColor="background1" w:themeShade="D9"/>
-              </w:rPr>
-            </w:pPr>
-          </w:p>
-        </w:tc>
-        <w:tc>
-          <w:tcPr>
-            <w:tcW w:w="1818" w:type="dxa"/>
-          </w:tcPr>
-          <w:p>
-            <w:pPr>
-              <w:rPr>
-                <w:color w:val="D9D9D9" w:themeColor="background1" w:themeShade="D9"/>
-              </w:rPr>
-            </w:pPr>
-            <w:r>
-              <w:rPr>
-                <w:rFonts w:hint="eastAsia"/>
-                <w:color w:val="D9D9D9" w:themeColor="background1" w:themeShade="D9"/>
-              </w:rPr>
-              <w:t>完成</w:t>
-            </w:r>
-          </w:p>
-        </w:tc>
-      </w:tr>
-      <w:tr>
-        <w:tc>
-          <w:tcPr>
-            <w:tcW w:w="3652" w:type="dxa"/>
-          </w:tcPr>
-          <w:p>
-            <w:proofErr w:type="spellStart"/>
-            <w:r>
-              <w:t>D</w:t>
-            </w:r>
-            <w:r>
-              <w:rPr>
-                <w:rFonts w:hint="eastAsia"/>
-              </w:rPr>
-              <w:t>psdump</w:t>
-            </w:r>
-            <w:proofErr w:type="spellEnd"/>
-            <w:r>
-              <w:rPr>
-                <w:rFonts w:hint="eastAsia"/>
-              </w:rPr>
-              <w:t>测试</w:t>
-            </w:r>
-          </w:p>
-        </w:tc>
-        <w:tc>
-          <w:tcPr>
-            <w:tcW w:w="992" w:type="dxa"/>
-          </w:tcPr>
-          <w:p>
-            <w:r>
-              <w:rPr>
-                <w:rFonts w:hint="eastAsia"/>
-              </w:rPr>
-              <w:t>王文净</w:t>
-            </w:r>
-          </w:p>
-        </w:tc>
-        <w:tc>
-          <w:tcPr>
-            <w:tcW w:w="1044" w:type="dxa"/>
-          </w:tcPr>
-          <w:p/>
-        </w:tc>
-        <w:tc>
-          <w:tcPr>
-            <w:tcW w:w="1016" w:type="dxa"/>
-          </w:tcPr>
-          <w:p/>
-        </w:tc>
-        <w:tc>
-          <w:tcPr>
-            <w:tcW w:w="1818" w:type="dxa"/>
-          </w:tcPr>
-          <w:p>
-            <w:r>
-              <w:rPr>
-                <w:rFonts w:hint="eastAsia"/>
-              </w:rPr>
-              <w:t>重新弄清楚功能和设置</w:t>
-            </w:r>
-          </w:p>
-        </w:tc>
-      </w:tr>
-      <w:tr>
-        <w:tc>
-          <w:tcPr>
-            <w:tcW w:w="3652" w:type="dxa"/>
-          </w:tcPr>
-          <w:p>
-            <w:r>
-              <w:t>I</w:t>
-            </w:r>
-            <w:r>
-              <w:rPr>
-                <w:rFonts w:hint="eastAsia"/>
-              </w:rPr>
-              <w:t>nspect</w:t>
-            </w:r>
-          </w:p>
-        </w:tc>
-        <w:tc>
-          <w:tcPr>
-            <w:tcW w:w="992" w:type="dxa"/>
-          </w:tcPr>
-          <w:p>
-            <w:r>
-              <w:rPr>
-                <w:rFonts w:hint="eastAsia"/>
-              </w:rPr>
-              <w:t>刘圳</w:t>
-            </w:r>
-          </w:p>
-        </w:tc>
-        <w:tc>
-          <w:tcPr>
-            <w:tcW w:w="1044" w:type="dxa"/>
-          </w:tcPr>
-          <w:p>
-            <w:r>
-              <w:rPr>
-                <w:rFonts w:hint="eastAsia"/>
-              </w:rPr>
-              <w:t>5-14</w:t>
-            </w:r>
-          </w:p>
-        </w:tc>
-        <w:tc>
-          <w:tcPr>
-            <w:tcW w:w="1016" w:type="dxa"/>
-          </w:tcPr>
-          <w:p/>
-        </w:tc>
-        <w:tc>
-          <w:tcPr>
-            <w:tcW w:w="1818" w:type="dxa"/>
-          </w:tcPr>
-          <w:p/>
-        </w:tc>
-      </w:tr>
-      <w:tr>
-        <w:tc>
-          <w:tcPr>
-            <w:tcW w:w="3652" w:type="dxa"/>
-          </w:tcPr>
-          <w:p>
-            <w:r>
-              <w:rPr>
-                <w:rFonts w:hint="eastAsia"/>
-              </w:rPr>
-              <w:t>Inspect</w:t>
-            </w:r>
-            <w:r>
-              <w:rPr>
-                <w:rFonts w:hint="eastAsia"/>
-              </w:rPr>
-              <w:t>测试</w:t>
-            </w:r>
-          </w:p>
-        </w:tc>
-        <w:tc>
-          <w:tcPr>
-            <w:tcW w:w="992" w:type="dxa"/>
-          </w:tcPr>
-          <w:p>
-            <w:pPr>
-              <w:rPr>
-                <w:rFonts w:hint="eastAsia"/>
-              </w:rPr>
-            </w:pPr>
-            <w:r>
-              <w:rPr>
-                <w:rFonts w:hint="eastAsia"/>
-              </w:rPr>
-              <w:t>王文净</w:t>
-            </w:r>
-          </w:p>
-        </w:tc>
-        <w:tc>
-          <w:tcPr>
-            <w:tcW w:w="1044" w:type="dxa"/>
-          </w:tcPr>
-          <w:p>
-            <w:pPr>
-              <w:rPr>
-                <w:rFonts w:hint="eastAsia"/>
-              </w:rPr>
-            </w:pPr>
-            <w:r>
-              <w:rPr>
-                <w:rFonts w:hint="eastAsia"/>
-              </w:rPr>
-              <w:t>5-26</w:t>
-            </w:r>
-          </w:p>
-        </w:tc>
-        <w:tc>
-          <w:tcPr>
-            <w:tcW w:w="1016" w:type="dxa"/>
-          </w:tcPr>
-          <w:p/>
-        </w:tc>
-        <w:tc>
-          <w:tcPr>
-            <w:tcW w:w="1818" w:type="dxa"/>
-          </w:tcPr>
-          <w:p/>
-        </w:tc>
-      </w:tr>
-      <w:tr>
-        <w:tc>
-          <w:tcPr>
-            <w:tcW w:w="3652" w:type="dxa"/>
-          </w:tcPr>
-          <w:p>
-            <w:pPr>
-              <w:rPr>
-                <w:color w:val="DDD9C3" w:themeColor="background2" w:themeShade="E6"/>
-              </w:rPr>
-            </w:pPr>
-            <w:r>
-              <w:rPr>
-                <w:color w:val="DDD9C3" w:themeColor="background2" w:themeShade="E6"/>
-              </w:rPr>
-              <w:t>D</w:t>
-            </w:r>
-            <w:r>
-              <w:rPr>
-                <w:rFonts w:hint="eastAsia"/>
-                <w:color w:val="DDD9C3" w:themeColor="background2" w:themeShade="E6"/>
-              </w:rPr>
-              <w:t>omain</w:t>
-            </w:r>
-          </w:p>
-        </w:tc>
-        <w:tc>
-          <w:tcPr>
-            <w:tcW w:w="992" w:type="dxa"/>
-          </w:tcPr>
-          <w:p>
-            <w:pPr>
-              <w:rPr>
-                <w:color w:val="DDD9C3" w:themeColor="background2" w:themeShade="E6"/>
-              </w:rPr>
-            </w:pPr>
-            <w:r>
-              <w:rPr>
-                <w:rFonts w:hint="eastAsia"/>
-                <w:color w:val="DDD9C3" w:themeColor="background2" w:themeShade="E6"/>
-              </w:rPr>
-              <w:t>武赟</w:t>
-            </w:r>
-          </w:p>
-        </w:tc>
-        <w:tc>
-          <w:tcPr>
-            <w:tcW w:w="1044" w:type="dxa"/>
-          </w:tcPr>
-          <w:p>
-            <w:pPr>
-              <w:rPr>
-                <w:color w:val="DDD9C3" w:themeColor="background2" w:themeShade="E6"/>
-              </w:rPr>
-            </w:pPr>
-            <w:r>
-              <w:rPr>
-                <w:rFonts w:hint="eastAsia"/>
-                <w:color w:val="DDD9C3" w:themeColor="background2" w:themeShade="E6"/>
-              </w:rPr>
-              <w:t>5-12</w:t>
-            </w:r>
-          </w:p>
-        </w:tc>
-        <w:tc>
-          <w:tcPr>
-            <w:tcW w:w="1016" w:type="dxa"/>
-          </w:tcPr>
-          <w:p>
-            <w:pPr>
-              <w:rPr>
-                <w:color w:val="DDD9C3" w:themeColor="background2" w:themeShade="E6"/>
-              </w:rPr>
-            </w:pPr>
-          </w:p>
-        </w:tc>
-        <w:tc>
-          <w:tcPr>
-            <w:tcW w:w="1818" w:type="dxa"/>
-          </w:tcPr>
-          <w:p>
-            <w:pPr>
-              <w:rPr>
-                <w:color w:val="DDD9C3" w:themeColor="background2" w:themeShade="E6"/>
-              </w:rPr>
-            </w:pPr>
-          </w:p>
-        </w:tc>
-      </w:tr>
-      <w:tr>
-        <w:tc>
-          <w:tcPr>
-            <w:tcW w:w="3652" w:type="dxa"/>
-          </w:tcPr>
-          <w:p>
-            <w:proofErr w:type="spellStart"/>
-            <w:r>
-              <w:t>I</w:t>
-            </w:r>
-            <w:r>
-              <w:rPr>
-                <w:rFonts w:hint="eastAsia"/>
-              </w:rPr>
-              <w:t>mprt</w:t>
-            </w:r>
-            <w:proofErr w:type="spellEnd"/>
-            <w:r>
-              <w:rPr>
-                <w:rFonts w:hint="eastAsia"/>
-              </w:rPr>
-              <w:t>/</w:t>
-            </w:r>
-            <w:proofErr w:type="spellStart"/>
-            <w:r>
-              <w:rPr>
-                <w:rFonts w:hint="eastAsia"/>
-              </w:rPr>
-              <w:t>exprt</w:t>
-            </w:r>
-            <w:proofErr w:type="spellEnd"/>
-          </w:p>
-        </w:tc>
-        <w:tc>
-          <w:tcPr>
-            <w:tcW w:w="992" w:type="dxa"/>
-          </w:tcPr>
-          <w:p>
-            <w:r>
-              <w:rPr>
-                <w:rFonts w:hint="eastAsia"/>
-              </w:rPr>
-              <w:t>胡晓均</w:t>
-            </w:r>
-          </w:p>
-        </w:tc>
-        <w:tc>
-          <w:tcPr>
-            <w:tcW w:w="1044" w:type="dxa"/>
-          </w:tcPr>
-          <w:p>
-            <w:r>
-              <w:rPr>
-                <w:rFonts w:hint="eastAsia"/>
-              </w:rPr>
-              <w:t>5-12</w:t>
-            </w:r>
-          </w:p>
-        </w:tc>
-        <w:tc>
-          <w:tcPr>
-            <w:tcW w:w="1016" w:type="dxa"/>
-          </w:tcPr>
-          <w:p/>
-        </w:tc>
-        <w:tc>
-          <w:tcPr>
-            <w:tcW w:w="1818" w:type="dxa"/>
-          </w:tcPr>
-          <w:p>
-            <w:r>
-              <w:rPr>
-                <w:rFonts w:hint="eastAsia"/>
-              </w:rPr>
               <w:t>还在测试</w:t>
-            </w:r>
-          </w:p>
-        </w:tc>
-      </w:tr>
-      <w:tr>
-        <w:tc>
-          <w:tcPr>
-            <w:tcW w:w="3652" w:type="dxa"/>
-          </w:tcPr>
-          <w:p>
-            <w:pPr>
-              <w:rPr>
-                <w:color w:val="D9D9D9" w:themeColor="background1" w:themeShade="D9"/>
-              </w:rPr>
-            </w:pPr>
-            <w:proofErr w:type="spellStart"/>
-            <w:r>
-              <w:rPr>
-                <w:color w:val="D9D9D9" w:themeColor="background1" w:themeShade="D9"/>
-              </w:rPr>
-              <w:t>I</w:t>
-            </w:r>
-            <w:r>
-              <w:rPr>
-                <w:rFonts w:hint="eastAsia"/>
-                <w:color w:val="D9D9D9" w:themeColor="background1" w:themeShade="D9"/>
-              </w:rPr>
-              <w:t>xmkeygen</w:t>
-            </w:r>
-            <w:proofErr w:type="spellEnd"/>
-            <w:r>
-              <w:rPr>
-                <w:rFonts w:hint="eastAsia"/>
-                <w:color w:val="D9D9D9" w:themeColor="background1" w:themeShade="D9"/>
-              </w:rPr>
-              <w:t>测试</w:t>
-            </w:r>
-          </w:p>
-        </w:tc>
-        <w:tc>
-          <w:tcPr>
-            <w:tcW w:w="992" w:type="dxa"/>
-          </w:tcPr>
-          <w:p>
-            <w:pPr>
-              <w:rPr>
-                <w:color w:val="D9D9D9" w:themeColor="background1" w:themeShade="D9"/>
-              </w:rPr>
-            </w:pPr>
-            <w:r>
-              <w:rPr>
-                <w:rFonts w:hint="eastAsia"/>
-                <w:color w:val="D9D9D9" w:themeColor="background1" w:themeShade="D9"/>
-              </w:rPr>
-              <w:t>胡晓均</w:t>
-            </w:r>
-          </w:p>
-        </w:tc>
-        <w:tc>
-          <w:tcPr>
-            <w:tcW w:w="1044" w:type="dxa"/>
-          </w:tcPr>
-          <w:p>
-            <w:pPr>
-              <w:rPr>
-                <w:color w:val="D9D9D9" w:themeColor="background1" w:themeShade="D9"/>
-              </w:rPr>
-            </w:pPr>
-            <w:r>
-              <w:rPr>
-                <w:rFonts w:hint="eastAsia"/>
-                <w:color w:val="D9D9D9" w:themeColor="background1" w:themeShade="D9"/>
-              </w:rPr>
-              <w:t>5-12</w:t>
-            </w:r>
-          </w:p>
-        </w:tc>
-        <w:tc>
-          <w:tcPr>
-            <w:tcW w:w="1016" w:type="dxa"/>
-          </w:tcPr>
-          <w:p>
-            <w:pPr>
-              <w:rPr>
-                <w:color w:val="D9D9D9" w:themeColor="background1" w:themeShade="D9"/>
-              </w:rPr>
-            </w:pPr>
-          </w:p>
-        </w:tc>
-        <w:tc>
-          <w:tcPr>
-            <w:tcW w:w="1818" w:type="dxa"/>
-          </w:tcPr>
-          <w:p>
-            <w:pPr>
-              <w:rPr>
-                <w:color w:val="D9D9D9" w:themeColor="background1" w:themeShade="D9"/>
-              </w:rPr>
-            </w:pPr>
-            <w:r>
-              <w:rPr>
-                <w:rFonts w:hint="eastAsia"/>
-                <w:color w:val="D9D9D9" w:themeColor="background1" w:themeShade="D9"/>
-              </w:rPr>
-              <w:t>完成</w:t>
             </w:r>
           </w:p>
         </w:tc>
@@ -3808,7 +2833,6 @@
         <w:rPr>
           <w:rFonts w:hint="eastAsia"/>
         </w:rPr>
-        <w:lastRenderedPageBreak/>
         <w:t>经验分享（</w:t>
       </w:r>
       <w:r>
@@ -4577,14 +3601,311 @@
       <w:tr>
         <w:tc>
           <w:tcPr>
+            <w:tcW w:w="3652" w:type="dxa"/>
+            <w:gridSpan w:val="2"/>
+          </w:tcPr>
+          <w:p>
+            <w:pPr>
+              <w:rPr>
+                <w:color w:val="D9D9D9" w:themeColor="background1" w:themeShade="D9"/>
+              </w:rPr>
+            </w:pPr>
+            <w:r>
+              <w:rPr>
+                <w:color w:val="D9D9D9" w:themeColor="background1" w:themeShade="D9"/>
+              </w:rPr>
+              <w:t>W</w:t>
+            </w:r>
+            <w:r>
+              <w:rPr>
+                <w:rFonts w:hint="eastAsia"/>
+                <w:color w:val="D9D9D9" w:themeColor="background1" w:themeShade="D9"/>
+              </w:rPr>
+              <w:t>in</w:t>
+            </w:r>
+            <w:r>
+              <w:rPr>
+                <w:rFonts w:hint="eastAsia"/>
+                <w:color w:val="D9D9D9" w:themeColor="background1" w:themeShade="D9"/>
+              </w:rPr>
+              <w:t>下的驱动静态库编译</w:t>
+            </w:r>
+          </w:p>
+        </w:tc>
+        <w:tc>
+          <w:tcPr>
+            <w:tcW w:w="992" w:type="dxa"/>
+            <w:gridSpan w:val="2"/>
+          </w:tcPr>
+          <w:p>
+            <w:pPr>
+              <w:rPr>
+                <w:color w:val="D9D9D9" w:themeColor="background1" w:themeShade="D9"/>
+              </w:rPr>
+            </w:pPr>
+            <w:r>
+              <w:rPr>
+                <w:rFonts w:hint="eastAsia"/>
+                <w:color w:val="D9D9D9" w:themeColor="background1" w:themeShade="D9"/>
+              </w:rPr>
+              <w:t>谭钊波</w:t>
+            </w:r>
+          </w:p>
+        </w:tc>
+        <w:tc>
+          <w:tcPr>
+            <w:tcW w:w="1044" w:type="dxa"/>
+            <w:gridSpan w:val="2"/>
+          </w:tcPr>
+          <w:p>
+            <w:pPr>
+              <w:rPr>
+                <w:color w:val="D9D9D9" w:themeColor="background1" w:themeShade="D9"/>
+              </w:rPr>
+            </w:pPr>
+            <w:r>
+              <w:rPr>
+                <w:rFonts w:hint="eastAsia"/>
+                <w:color w:val="D9D9D9" w:themeColor="background1" w:themeShade="D9"/>
+              </w:rPr>
+              <w:t>5-5</w:t>
+            </w:r>
+          </w:p>
+        </w:tc>
+        <w:tc>
+          <w:tcPr>
+            <w:tcW w:w="1016" w:type="dxa"/>
+            <w:gridSpan w:val="2"/>
+          </w:tcPr>
+          <w:p>
+            <w:pPr>
+              <w:rPr>
+                <w:color w:val="D9D9D9" w:themeColor="background1" w:themeShade="D9"/>
+              </w:rPr>
+            </w:pPr>
+            <w:r>
+              <w:rPr>
+                <w:rFonts w:hint="eastAsia"/>
+                <w:color w:val="D9D9D9" w:themeColor="background1" w:themeShade="D9"/>
+              </w:rPr>
+              <w:t>5-26</w:t>
+            </w:r>
+          </w:p>
+        </w:tc>
+        <w:tc>
+          <w:tcPr>
+            <w:tcW w:w="1818" w:type="dxa"/>
+          </w:tcPr>
+          <w:p>
+            <w:pPr>
+              <w:rPr>
+                <w:color w:val="D9D9D9" w:themeColor="background1" w:themeShade="D9"/>
+              </w:rPr>
+            </w:pPr>
+            <w:r>
+              <w:rPr>
+                <w:rFonts w:hint="eastAsia"/>
+                <w:color w:val="D9D9D9" w:themeColor="background1" w:themeShade="D9"/>
+              </w:rPr>
+              <w:t>存在问题</w:t>
+            </w:r>
+            <w:r>
+              <w:rPr>
+                <w:rFonts w:hint="eastAsia"/>
+                <w:color w:val="D9D9D9" w:themeColor="background1" w:themeShade="D9"/>
+              </w:rPr>
+              <w:t>,</w:t>
+            </w:r>
+            <w:r>
+              <w:rPr>
+                <w:rFonts w:hint="eastAsia"/>
+                <w:color w:val="D9D9D9" w:themeColor="background1" w:themeShade="D9"/>
+              </w:rPr>
+              <w:t>不编译</w:t>
+            </w:r>
+            <w:r>
+              <w:rPr>
+                <w:rFonts w:hint="eastAsia"/>
+                <w:color w:val="D9D9D9" w:themeColor="background1" w:themeShade="D9"/>
+              </w:rPr>
+              <w:t>C++</w:t>
+            </w:r>
+          </w:p>
+        </w:tc>
+      </w:tr>
+      <w:tr>
+        <w:tc>
+          <w:tcPr>
+            <w:tcW w:w="3652" w:type="dxa"/>
+            <w:gridSpan w:val="2"/>
+          </w:tcPr>
+          <w:p>
+            <w:pPr>
+              <w:rPr>
+                <w:color w:val="EEECE1" w:themeColor="background2"/>
+              </w:rPr>
+            </w:pPr>
+            <w:r>
+              <w:rPr>
+                <w:rFonts w:hint="eastAsia"/>
+                <w:color w:val="EEECE1" w:themeColor="background2"/>
+              </w:rPr>
+              <w:t>替换</w:t>
+            </w:r>
+            <w:proofErr w:type="spellStart"/>
+            <w:r>
+              <w:rPr>
+                <w:rFonts w:hint="eastAsia"/>
+                <w:color w:val="EEECE1" w:themeColor="background2"/>
+              </w:rPr>
+              <w:t>linenoise</w:t>
+            </w:r>
+            <w:proofErr w:type="spellEnd"/>
+            <w:r>
+              <w:rPr>
+                <w:rFonts w:hint="eastAsia"/>
+                <w:color w:val="EEECE1" w:themeColor="background2"/>
+              </w:rPr>
+              <w:t>库</w:t>
+            </w:r>
+          </w:p>
+        </w:tc>
+        <w:tc>
+          <w:tcPr>
+            <w:tcW w:w="992" w:type="dxa"/>
+            <w:gridSpan w:val="2"/>
+          </w:tcPr>
+          <w:p>
+            <w:pPr>
+              <w:rPr>
+                <w:color w:val="EEECE1" w:themeColor="background2"/>
+              </w:rPr>
+            </w:pPr>
+            <w:r>
+              <w:rPr>
+                <w:rFonts w:hint="eastAsia"/>
+                <w:color w:val="EEECE1" w:themeColor="background2"/>
+              </w:rPr>
+              <w:t>谭钊波</w:t>
+            </w:r>
+          </w:p>
+        </w:tc>
+        <w:tc>
+          <w:tcPr>
+            <w:tcW w:w="1044" w:type="dxa"/>
+            <w:gridSpan w:val="2"/>
+          </w:tcPr>
+          <w:p>
+            <w:pPr>
+              <w:rPr>
+                <w:color w:val="EEECE1" w:themeColor="background2"/>
+              </w:rPr>
+            </w:pPr>
+            <w:r>
+              <w:rPr>
+                <w:rFonts w:hint="eastAsia"/>
+                <w:color w:val="EEECE1" w:themeColor="background2"/>
+              </w:rPr>
+              <w:t>5-5</w:t>
+            </w:r>
+          </w:p>
+        </w:tc>
+        <w:tc>
+          <w:tcPr>
+            <w:tcW w:w="1016" w:type="dxa"/>
+            <w:gridSpan w:val="2"/>
+          </w:tcPr>
+          <w:p>
+            <w:pPr>
+              <w:rPr>
+                <w:color w:val="EEECE1" w:themeColor="background2"/>
+              </w:rPr>
+            </w:pPr>
+            <w:r>
+              <w:rPr>
+                <w:rFonts w:hint="eastAsia"/>
+                <w:color w:val="EEECE1" w:themeColor="background2"/>
+              </w:rPr>
+              <w:t>预计</w:t>
+            </w:r>
+            <w:r>
+              <w:rPr>
+                <w:rFonts w:hint="eastAsia"/>
+                <w:color w:val="EEECE1" w:themeColor="background2"/>
+              </w:rPr>
+              <w:t>5-12</w:t>
+            </w:r>
+            <w:r>
+              <w:rPr>
+                <w:rFonts w:hint="eastAsia"/>
+                <w:color w:val="EEECE1" w:themeColor="background2"/>
+              </w:rPr>
+              <w:t>结束</w:t>
+            </w:r>
+          </w:p>
+        </w:tc>
+        <w:tc>
+          <w:tcPr>
+            <w:tcW w:w="1818" w:type="dxa"/>
+          </w:tcPr>
+          <w:p>
+            <w:pPr>
+              <w:rPr>
+                <w:color w:val="EEECE1" w:themeColor="background2"/>
+              </w:rPr>
+            </w:pPr>
+            <w:r>
+              <w:rPr>
+                <w:rFonts w:hint="eastAsia"/>
+                <w:color w:val="EEECE1" w:themeColor="background2"/>
+              </w:rPr>
+              <w:t>完成</w:t>
+            </w:r>
+          </w:p>
+        </w:tc>
+      </w:tr>
+      <w:tr>
+        <w:tc>
+          <w:tcPr>
             <w:tcW w:w="3369" w:type="dxa"/>
           </w:tcPr>
           <w:p>
             <w:pPr>
               <w:rPr>
-                <w:color w:val="D9D9D9" w:themeColor="background1" w:themeShade="D9"/>
-              </w:rPr>
-            </w:pPr>
+                <w:color w:val="DDD9C3" w:themeColor="background2" w:themeShade="E6"/>
+              </w:rPr>
+            </w:pPr>
+            <w:r>
+              <w:rPr>
+                <w:rFonts w:hint="eastAsia"/>
+                <w:color w:val="DDD9C3" w:themeColor="background2" w:themeShade="E6"/>
+              </w:rPr>
+              <w:lastRenderedPageBreak/>
+              <w:t>工具模块，</w:t>
+            </w:r>
+            <w:r>
+              <w:rPr>
+                <w:rFonts w:hint="eastAsia"/>
+                <w:color w:val="DDD9C3" w:themeColor="background2" w:themeShade="E6"/>
+              </w:rPr>
+              <w:t xml:space="preserve"> </w:t>
+            </w:r>
+            <w:proofErr w:type="spellStart"/>
+            <w:r>
+              <w:rPr>
+                <w:rFonts w:hint="eastAsia"/>
+                <w:color w:val="DDD9C3" w:themeColor="background2" w:themeShade="E6"/>
+              </w:rPr>
+              <w:t>pmd</w:t>
+            </w:r>
+            <w:proofErr w:type="spellEnd"/>
+            <w:r>
+              <w:rPr>
+                <w:rFonts w:hint="eastAsia"/>
+                <w:color w:val="DDD9C3" w:themeColor="background2" w:themeShade="E6"/>
+              </w:rPr>
+              <w:t>其他代码调整</w:t>
+            </w:r>
           </w:p>
         </w:tc>
         <w:tc>
@@ -4595,9 +3916,16 @@
           <w:p>
             <w:pPr>
               <w:rPr>
-                <w:color w:val="D9D9D9" w:themeColor="background1" w:themeShade="D9"/>
-              </w:rPr>
-            </w:pPr>
+                <w:color w:val="DDD9C3" w:themeColor="background2" w:themeShade="E6"/>
+              </w:rPr>
+            </w:pPr>
+            <w:r>
+              <w:rPr>
+                <w:rFonts w:hint="eastAsia"/>
+                <w:color w:val="DDD9C3" w:themeColor="background2" w:themeShade="E6"/>
+              </w:rPr>
+              <w:t>许建辉</w:t>
+            </w:r>
           </w:p>
         </w:tc>
         <w:tc>
@@ -4608,9 +3936,16 @@
           <w:p>
             <w:pPr>
               <w:rPr>
-                <w:color w:val="D9D9D9" w:themeColor="background1" w:themeShade="D9"/>
-              </w:rPr>
-            </w:pPr>
+                <w:color w:val="DDD9C3" w:themeColor="background2" w:themeShade="E6"/>
+              </w:rPr>
+            </w:pPr>
+            <w:r>
+              <w:rPr>
+                <w:rFonts w:hint="eastAsia"/>
+                <w:color w:val="DDD9C3" w:themeColor="background2" w:themeShade="E6"/>
+              </w:rPr>
+              <w:t>4-28</w:t>
+            </w:r>
           </w:p>
         </w:tc>
         <w:tc>
@@ -4621,9 +3956,23 @@
           <w:p>
             <w:pPr>
               <w:rPr>
-                <w:color w:val="D9D9D9" w:themeColor="background1" w:themeShade="D9"/>
-              </w:rPr>
-            </w:pPr>
+                <w:color w:val="DDD9C3" w:themeColor="background2" w:themeShade="E6"/>
+              </w:rPr>
+            </w:pPr>
+            <w:r>
+              <w:rPr>
+                <w:rFonts w:hint="eastAsia"/>
+                <w:color w:val="DDD9C3" w:themeColor="background2" w:themeShade="E6"/>
+              </w:rPr>
+              <w:t>预计</w:t>
+            </w:r>
+            <w:r>
+              <w:rPr>
+                <w:rFonts w:hint="eastAsia"/>
+                <w:color w:val="DDD9C3" w:themeColor="background2" w:themeShade="E6"/>
+              </w:rPr>
+              <w:t>5-13</w:t>
+            </w:r>
           </w:p>
         </w:tc>
         <w:tc>
@@ -4634,6 +3983,810 @@
           <w:p>
             <w:pPr>
               <w:rPr>
+                <w:color w:val="DDD9C3" w:themeColor="background2" w:themeShade="E6"/>
+              </w:rPr>
+            </w:pPr>
+            <w:r>
+              <w:rPr>
+                <w:rFonts w:hint="eastAsia"/>
+                <w:color w:val="DDD9C3" w:themeColor="background2" w:themeShade="E6"/>
+              </w:rPr>
+              <w:t>完成</w:t>
+            </w:r>
+            <w:r>
+              <w:rPr>
+                <w:rFonts w:hint="eastAsia"/>
+                <w:color w:val="DDD9C3" w:themeColor="background2" w:themeShade="E6"/>
+              </w:rPr>
+              <w:t>90%</w:t>
+            </w:r>
+          </w:p>
+        </w:tc>
+      </w:tr>
+      <w:tr>
+        <w:tc>
+          <w:tcPr>
+            <w:tcW w:w="3369" w:type="dxa"/>
+          </w:tcPr>
+          <w:p>
+            <w:pPr>
+              <w:rPr>
+                <w:color w:val="DDD9C3" w:themeColor="background2" w:themeShade="E6"/>
+              </w:rPr>
+            </w:pPr>
+            <w:r>
+              <w:rPr>
+                <w:rFonts w:hint="eastAsia"/>
+                <w:color w:val="DDD9C3" w:themeColor="background2" w:themeShade="E6"/>
+              </w:rPr>
+              <w:t>索引扫描</w:t>
+            </w:r>
+            <w:r>
+              <w:rPr>
+                <w:rFonts w:hint="eastAsia"/>
+                <w:color w:val="DDD9C3" w:themeColor="background2" w:themeShade="E6"/>
+              </w:rPr>
+              <w:t>bug</w:t>
+            </w:r>
+            <w:r>
+              <w:rPr>
+                <w:rFonts w:hint="eastAsia"/>
+                <w:color w:val="DDD9C3" w:themeColor="background2" w:themeShade="E6"/>
+              </w:rPr>
+              <w:t>修改</w:t>
+            </w:r>
+          </w:p>
+        </w:tc>
+        <w:tc>
+          <w:tcPr>
+            <w:tcW w:w="850" w:type="dxa"/>
+            <w:gridSpan w:val="2"/>
+          </w:tcPr>
+          <w:p>
+            <w:pPr>
+              <w:rPr>
+                <w:color w:val="DDD9C3" w:themeColor="background2" w:themeShade="E6"/>
+              </w:rPr>
+            </w:pPr>
+            <w:r>
+              <w:rPr>
+                <w:rFonts w:hint="eastAsia"/>
+                <w:color w:val="DDD9C3" w:themeColor="background2" w:themeShade="E6"/>
+              </w:rPr>
+              <w:t>许建辉</w:t>
+            </w:r>
+          </w:p>
+        </w:tc>
+        <w:tc>
+          <w:tcPr>
+            <w:tcW w:w="1134" w:type="dxa"/>
+            <w:gridSpan w:val="2"/>
+          </w:tcPr>
+          <w:p>
+            <w:pPr>
+              <w:rPr>
+                <w:color w:val="DDD9C3" w:themeColor="background2" w:themeShade="E6"/>
+              </w:rPr>
+            </w:pPr>
+            <w:r>
+              <w:rPr>
+                <w:rFonts w:hint="eastAsia"/>
+                <w:color w:val="DDD9C3" w:themeColor="background2" w:themeShade="E6"/>
+              </w:rPr>
+              <w:t>5-7</w:t>
+            </w:r>
+          </w:p>
+        </w:tc>
+        <w:tc>
+          <w:tcPr>
+            <w:tcW w:w="1134" w:type="dxa"/>
+            <w:gridSpan w:val="2"/>
+          </w:tcPr>
+          <w:p>
+            <w:pPr>
+              <w:rPr>
+                <w:color w:val="DDD9C3" w:themeColor="background2" w:themeShade="E6"/>
+              </w:rPr>
+            </w:pPr>
+            <w:r>
+              <w:rPr>
+                <w:rFonts w:hint="eastAsia"/>
+                <w:color w:val="DDD9C3" w:themeColor="background2" w:themeShade="E6"/>
+              </w:rPr>
+              <w:t>5-8</w:t>
+            </w:r>
+          </w:p>
+        </w:tc>
+        <w:tc>
+          <w:tcPr>
+            <w:tcW w:w="2035" w:type="dxa"/>
+            <w:gridSpan w:val="2"/>
+          </w:tcPr>
+          <w:p>
+            <w:pPr>
+              <w:rPr>
+                <w:color w:val="DDD9C3" w:themeColor="background2" w:themeShade="E6"/>
+              </w:rPr>
+            </w:pPr>
+          </w:p>
+        </w:tc>
+      </w:tr>
+      <w:tr>
+        <w:tc>
+          <w:tcPr>
+            <w:tcW w:w="3652" w:type="dxa"/>
+            <w:gridSpan w:val="2"/>
+          </w:tcPr>
+          <w:p>
+            <w:pPr>
+              <w:rPr>
+                <w:color w:val="DDD9C3" w:themeColor="background2" w:themeShade="E6"/>
+              </w:rPr>
+            </w:pPr>
+            <w:proofErr w:type="spellStart"/>
+            <w:r>
+              <w:rPr>
+                <w:color w:val="DDD9C3" w:themeColor="background2" w:themeShade="E6"/>
+              </w:rPr>
+              <w:t>S</w:t>
+            </w:r>
+            <w:r>
+              <w:rPr>
+                <w:rFonts w:hint="eastAsia"/>
+                <w:color w:val="DDD9C3" w:themeColor="background2" w:themeShade="E6"/>
+              </w:rPr>
+              <w:t>db</w:t>
+            </w:r>
+            <w:proofErr w:type="spellEnd"/>
+            <w:r>
+              <w:rPr>
+                <w:rFonts w:hint="eastAsia"/>
+                <w:color w:val="DDD9C3" w:themeColor="background2" w:themeShade="E6"/>
+              </w:rPr>
+              <w:t>导入工具</w:t>
+            </w:r>
+            <w:r>
+              <w:rPr>
+                <w:rFonts w:hint="eastAsia"/>
+                <w:color w:val="DDD9C3" w:themeColor="background2" w:themeShade="E6"/>
+              </w:rPr>
+              <w:t>(</w:t>
+            </w:r>
+            <w:proofErr w:type="spellStart"/>
+            <w:r>
+              <w:rPr>
+                <w:rFonts w:hint="eastAsia"/>
+                <w:color w:val="DDD9C3" w:themeColor="background2" w:themeShade="E6"/>
+              </w:rPr>
+              <w:t>csv</w:t>
+            </w:r>
+            <w:proofErr w:type="spellEnd"/>
+            <w:r>
+              <w:rPr>
+                <w:rFonts w:hint="eastAsia"/>
+                <w:color w:val="DDD9C3" w:themeColor="background2" w:themeShade="E6"/>
+              </w:rPr>
+              <w:t>格式</w:t>
+            </w:r>
+            <w:r>
+              <w:rPr>
+                <w:rFonts w:hint="eastAsia"/>
+                <w:color w:val="DDD9C3" w:themeColor="background2" w:themeShade="E6"/>
+              </w:rPr>
+              <w:t>)</w:t>
+            </w:r>
+            <w:r>
+              <w:rPr>
+                <w:rFonts w:hint="eastAsia"/>
+                <w:color w:val="DDD9C3" w:themeColor="background2" w:themeShade="E6"/>
+              </w:rPr>
+              <w:t>可以指定类型</w:t>
+            </w:r>
+          </w:p>
+        </w:tc>
+        <w:tc>
+          <w:tcPr>
+            <w:tcW w:w="992" w:type="dxa"/>
+            <w:gridSpan w:val="2"/>
+          </w:tcPr>
+          <w:p>
+            <w:pPr>
+              <w:rPr>
+                <w:color w:val="DDD9C3" w:themeColor="background2" w:themeShade="E6"/>
+              </w:rPr>
+            </w:pPr>
+            <w:r>
+              <w:rPr>
+                <w:rFonts w:hint="eastAsia"/>
+                <w:color w:val="DDD9C3" w:themeColor="background2" w:themeShade="E6"/>
+              </w:rPr>
+              <w:t>何嘉文</w:t>
+            </w:r>
+          </w:p>
+        </w:tc>
+        <w:tc>
+          <w:tcPr>
+            <w:tcW w:w="1044" w:type="dxa"/>
+            <w:gridSpan w:val="2"/>
+          </w:tcPr>
+          <w:p>
+            <w:pPr>
+              <w:rPr>
+                <w:color w:val="DDD9C3" w:themeColor="background2" w:themeShade="E6"/>
+              </w:rPr>
+            </w:pPr>
+            <w:r>
+              <w:rPr>
+                <w:rFonts w:hint="eastAsia"/>
+                <w:color w:val="DDD9C3" w:themeColor="background2" w:themeShade="E6"/>
+              </w:rPr>
+              <w:t>5-5</w:t>
+            </w:r>
+          </w:p>
+        </w:tc>
+        <w:tc>
+          <w:tcPr>
+            <w:tcW w:w="1016" w:type="dxa"/>
+            <w:gridSpan w:val="2"/>
+          </w:tcPr>
+          <w:p>
+            <w:pPr>
+              <w:rPr>
+                <w:color w:val="DDD9C3" w:themeColor="background2" w:themeShade="E6"/>
+              </w:rPr>
+            </w:pPr>
+            <w:r>
+              <w:rPr>
+                <w:rFonts w:hint="eastAsia"/>
+                <w:color w:val="DDD9C3" w:themeColor="background2" w:themeShade="E6"/>
+              </w:rPr>
+              <w:t>预计</w:t>
+            </w:r>
+            <w:r>
+              <w:rPr>
+                <w:rFonts w:hint="eastAsia"/>
+                <w:color w:val="DDD9C3" w:themeColor="background2" w:themeShade="E6"/>
+              </w:rPr>
+              <w:t>5-13</w:t>
+            </w:r>
+            <w:r>
+              <w:rPr>
+                <w:rFonts w:hint="eastAsia"/>
+                <w:color w:val="DDD9C3" w:themeColor="background2" w:themeShade="E6"/>
+              </w:rPr>
+              <w:t>提交测试</w:t>
+            </w:r>
+          </w:p>
+        </w:tc>
+        <w:tc>
+          <w:tcPr>
+            <w:tcW w:w="1818" w:type="dxa"/>
+          </w:tcPr>
+          <w:p>
+            <w:pPr>
+              <w:rPr>
+                <w:color w:val="DDD9C3" w:themeColor="background2" w:themeShade="E6"/>
+              </w:rPr>
+            </w:pPr>
+          </w:p>
+        </w:tc>
+      </w:tr>
+      <w:tr>
+        <w:tc>
+          <w:tcPr>
+            <w:tcW w:w="3369" w:type="dxa"/>
+          </w:tcPr>
+          <w:p>
+            <w:pPr>
+              <w:rPr>
+                <w:color w:val="D9D9D9" w:themeColor="background1" w:themeShade="D9"/>
+              </w:rPr>
+            </w:pPr>
+            <w:proofErr w:type="spellStart"/>
+            <w:r>
+              <w:rPr>
+                <w:color w:val="D9D9D9" w:themeColor="background1" w:themeShade="D9"/>
+              </w:rPr>
+              <w:t>dps</w:t>
+            </w:r>
+            <w:proofErr w:type="spellEnd"/>
+            <w:r>
+              <w:rPr>
+                <w:color w:val="D9D9D9" w:themeColor="background1" w:themeShade="D9"/>
+              </w:rPr>
+              <w:t xml:space="preserve"> dump</w:t>
+            </w:r>
+            <w:r>
+              <w:rPr>
+                <w:rFonts w:hint="eastAsia"/>
+                <w:color w:val="D9D9D9" w:themeColor="background1" w:themeShade="D9"/>
+              </w:rPr>
+              <w:t>工具代码调整，单元测试。</w:t>
+            </w:r>
+          </w:p>
+          <w:p>
+            <w:pPr>
+              <w:rPr>
+                <w:color w:val="D9D9D9" w:themeColor="background1" w:themeShade="D9"/>
+              </w:rPr>
+            </w:pPr>
+            <w:r>
+              <w:rPr>
+                <w:rFonts w:hint="eastAsia"/>
+                <w:color w:val="D9D9D9" w:themeColor="background1" w:themeShade="D9"/>
+              </w:rPr>
+              <w:t>--</w:t>
+            </w:r>
+            <w:r>
+              <w:rPr>
+                <w:rFonts w:hint="eastAsia"/>
+                <w:color w:val="D9D9D9" w:themeColor="background1" w:themeShade="D9"/>
+              </w:rPr>
+              <w:t>过滤器调整为链式</w:t>
+            </w:r>
+          </w:p>
+          <w:p>
+            <w:pPr>
+              <w:rPr>
+                <w:color w:val="D9D9D9" w:themeColor="background1" w:themeShade="D9"/>
+              </w:rPr>
+            </w:pPr>
+            <w:r>
+              <w:rPr>
+                <w:rFonts w:hint="eastAsia"/>
+                <w:color w:val="D9D9D9" w:themeColor="background1" w:themeShade="D9"/>
+              </w:rPr>
+              <w:t>--</w:t>
+            </w:r>
+            <w:r>
+              <w:rPr>
+                <w:rFonts w:hint="eastAsia"/>
+                <w:color w:val="D9D9D9" w:themeColor="background1" w:themeShade="D9"/>
+              </w:rPr>
+              <w:t>统一参数加载方式</w:t>
+            </w:r>
+          </w:p>
+        </w:tc>
+        <w:tc>
+          <w:tcPr>
+            <w:tcW w:w="850" w:type="dxa"/>
+            <w:gridSpan w:val="2"/>
+          </w:tcPr>
+          <w:p>
+            <w:pPr>
+              <w:rPr>
+                <w:color w:val="D9D9D9" w:themeColor="background1" w:themeShade="D9"/>
+              </w:rPr>
+            </w:pPr>
+            <w:r>
+              <w:rPr>
+                <w:rFonts w:hint="eastAsia"/>
+                <w:color w:val="D9D9D9" w:themeColor="background1" w:themeShade="D9"/>
+              </w:rPr>
+              <w:t>刘圳</w:t>
+            </w:r>
+          </w:p>
+        </w:tc>
+        <w:tc>
+          <w:tcPr>
+            <w:tcW w:w="1134" w:type="dxa"/>
+            <w:gridSpan w:val="2"/>
+          </w:tcPr>
+          <w:p>
+            <w:pPr>
+              <w:rPr>
+                <w:color w:val="D9D9D9" w:themeColor="background1" w:themeShade="D9"/>
+              </w:rPr>
+            </w:pPr>
+            <w:r>
+              <w:rPr>
+                <w:rFonts w:hint="eastAsia"/>
+                <w:color w:val="D9D9D9" w:themeColor="background1" w:themeShade="D9"/>
+              </w:rPr>
+              <w:t>4-28</w:t>
+            </w:r>
+          </w:p>
+        </w:tc>
+        <w:tc>
+          <w:tcPr>
+            <w:tcW w:w="1134" w:type="dxa"/>
+            <w:gridSpan w:val="2"/>
+          </w:tcPr>
+          <w:p>
+            <w:pPr>
+              <w:rPr>
+                <w:color w:val="D9D9D9" w:themeColor="background1" w:themeShade="D9"/>
+              </w:rPr>
+            </w:pPr>
+          </w:p>
+        </w:tc>
+        <w:tc>
+          <w:tcPr>
+            <w:tcW w:w="2035" w:type="dxa"/>
+            <w:gridSpan w:val="2"/>
+          </w:tcPr>
+          <w:p>
+            <w:pPr>
+              <w:rPr>
+                <w:color w:val="D9D9D9" w:themeColor="background1" w:themeShade="D9"/>
+              </w:rPr>
+            </w:pPr>
+            <w:r>
+              <w:rPr>
+                <w:rFonts w:hint="eastAsia"/>
+                <w:color w:val="D9D9D9" w:themeColor="background1" w:themeShade="D9"/>
+              </w:rPr>
+              <w:t>完成</w:t>
+            </w:r>
+          </w:p>
+        </w:tc>
+      </w:tr>
+      <w:tr>
+        <w:tc>
+          <w:tcPr>
+            <w:tcW w:w="3652" w:type="dxa"/>
+            <w:gridSpan w:val="2"/>
+          </w:tcPr>
+          <w:p>
+            <w:pPr>
+              <w:rPr>
+                <w:color w:val="DDD9C3" w:themeColor="background2" w:themeShade="E6"/>
+              </w:rPr>
+            </w:pPr>
+            <w:r>
+              <w:rPr>
+                <w:color w:val="DDD9C3" w:themeColor="background2" w:themeShade="E6"/>
+              </w:rPr>
+              <w:t>D</w:t>
+            </w:r>
+            <w:r>
+              <w:rPr>
+                <w:rFonts w:hint="eastAsia"/>
+                <w:color w:val="DDD9C3" w:themeColor="background2" w:themeShade="E6"/>
+              </w:rPr>
+              <w:t>omain</w:t>
+            </w:r>
+          </w:p>
+        </w:tc>
+        <w:tc>
+          <w:tcPr>
+            <w:tcW w:w="992" w:type="dxa"/>
+            <w:gridSpan w:val="2"/>
+          </w:tcPr>
+          <w:p>
+            <w:pPr>
+              <w:rPr>
+                <w:color w:val="DDD9C3" w:themeColor="background2" w:themeShade="E6"/>
+              </w:rPr>
+            </w:pPr>
+            <w:r>
+              <w:rPr>
+                <w:rFonts w:hint="eastAsia"/>
+                <w:color w:val="DDD9C3" w:themeColor="background2" w:themeShade="E6"/>
+              </w:rPr>
+              <w:t>武赟</w:t>
+            </w:r>
+          </w:p>
+        </w:tc>
+        <w:tc>
+          <w:tcPr>
+            <w:tcW w:w="1044" w:type="dxa"/>
+            <w:gridSpan w:val="2"/>
+          </w:tcPr>
+          <w:p>
+            <w:pPr>
+              <w:rPr>
+                <w:color w:val="DDD9C3" w:themeColor="background2" w:themeShade="E6"/>
+              </w:rPr>
+            </w:pPr>
+            <w:r>
+              <w:rPr>
+                <w:rFonts w:hint="eastAsia"/>
+                <w:color w:val="DDD9C3" w:themeColor="background2" w:themeShade="E6"/>
+              </w:rPr>
+              <w:t>5-12</w:t>
+            </w:r>
+          </w:p>
+        </w:tc>
+        <w:tc>
+          <w:tcPr>
+            <w:tcW w:w="1016" w:type="dxa"/>
+            <w:gridSpan w:val="2"/>
+          </w:tcPr>
+          <w:p>
+            <w:pPr>
+              <w:rPr>
+                <w:color w:val="DDD9C3" w:themeColor="background2" w:themeShade="E6"/>
+              </w:rPr>
+            </w:pPr>
+          </w:p>
+        </w:tc>
+        <w:tc>
+          <w:tcPr>
+            <w:tcW w:w="1818" w:type="dxa"/>
+          </w:tcPr>
+          <w:p>
+            <w:pPr>
+              <w:rPr>
+                <w:color w:val="DDD9C3" w:themeColor="background2" w:themeShade="E6"/>
+              </w:rPr>
+            </w:pPr>
+          </w:p>
+        </w:tc>
+      </w:tr>
+      <w:tr>
+        <w:tc>
+          <w:tcPr>
+            <w:tcW w:w="3652" w:type="dxa"/>
+            <w:gridSpan w:val="2"/>
+          </w:tcPr>
+          <w:p>
+            <w:pPr>
+              <w:rPr>
+                <w:color w:val="D9D9D9" w:themeColor="background1" w:themeShade="D9"/>
+              </w:rPr>
+            </w:pPr>
+            <w:proofErr w:type="spellStart"/>
+            <w:r>
+              <w:rPr>
+                <w:color w:val="D9D9D9" w:themeColor="background1" w:themeShade="D9"/>
+              </w:rPr>
+              <w:t>I</w:t>
+            </w:r>
+            <w:r>
+              <w:rPr>
+                <w:rFonts w:hint="eastAsia"/>
+                <w:color w:val="D9D9D9" w:themeColor="background1" w:themeShade="D9"/>
+              </w:rPr>
+              <w:t>xmkeygen</w:t>
+            </w:r>
+            <w:proofErr w:type="spellEnd"/>
+            <w:r>
+              <w:rPr>
+                <w:rFonts w:hint="eastAsia"/>
+                <w:color w:val="D9D9D9" w:themeColor="background1" w:themeShade="D9"/>
+              </w:rPr>
+              <w:t>测试</w:t>
+            </w:r>
+          </w:p>
+        </w:tc>
+        <w:tc>
+          <w:tcPr>
+            <w:tcW w:w="992" w:type="dxa"/>
+            <w:gridSpan w:val="2"/>
+          </w:tcPr>
+          <w:p>
+            <w:pPr>
+              <w:rPr>
+                <w:color w:val="D9D9D9" w:themeColor="background1" w:themeShade="D9"/>
+              </w:rPr>
+            </w:pPr>
+            <w:r>
+              <w:rPr>
+                <w:rFonts w:hint="eastAsia"/>
+                <w:color w:val="D9D9D9" w:themeColor="background1" w:themeShade="D9"/>
+              </w:rPr>
+              <w:t>胡晓均</w:t>
+            </w:r>
+          </w:p>
+        </w:tc>
+        <w:tc>
+          <w:tcPr>
+            <w:tcW w:w="1044" w:type="dxa"/>
+            <w:gridSpan w:val="2"/>
+          </w:tcPr>
+          <w:p>
+            <w:pPr>
+              <w:rPr>
+                <w:color w:val="D9D9D9" w:themeColor="background1" w:themeShade="D9"/>
+              </w:rPr>
+            </w:pPr>
+            <w:r>
+              <w:rPr>
+                <w:rFonts w:hint="eastAsia"/>
+                <w:color w:val="D9D9D9" w:themeColor="background1" w:themeShade="D9"/>
+              </w:rPr>
+              <w:t>5-12</w:t>
+            </w:r>
+          </w:p>
+        </w:tc>
+        <w:tc>
+          <w:tcPr>
+            <w:tcW w:w="1016" w:type="dxa"/>
+            <w:gridSpan w:val="2"/>
+          </w:tcPr>
+          <w:p>
+            <w:pPr>
+              <w:rPr>
+                <w:color w:val="D9D9D9" w:themeColor="background1" w:themeShade="D9"/>
+              </w:rPr>
+            </w:pPr>
+          </w:p>
+        </w:tc>
+        <w:tc>
+          <w:tcPr>
+            <w:tcW w:w="1818" w:type="dxa"/>
+          </w:tcPr>
+          <w:p>
+            <w:pPr>
+              <w:rPr>
+                <w:color w:val="D9D9D9" w:themeColor="background1" w:themeShade="D9"/>
+              </w:rPr>
+            </w:pPr>
+            <w:r>
+              <w:rPr>
+                <w:rFonts w:hint="eastAsia"/>
+                <w:color w:val="D9D9D9" w:themeColor="background1" w:themeShade="D9"/>
+              </w:rPr>
+              <w:t>完成</w:t>
+            </w:r>
+          </w:p>
+        </w:tc>
+      </w:tr>
+      <w:tr>
+        <w:tc>
+          <w:tcPr>
+            <w:tcW w:w="3652" w:type="dxa"/>
+            <w:gridSpan w:val="2"/>
+          </w:tcPr>
+          <w:p>
+            <w:pPr>
+              <w:rPr>
+                <w:color w:val="D9D9D9" w:themeColor="background1" w:themeShade="D9"/>
+              </w:rPr>
+            </w:pPr>
+            <w:r>
+              <w:rPr>
+                <w:color w:val="D9D9D9" w:themeColor="background1" w:themeShade="D9"/>
+              </w:rPr>
+              <w:t>I</w:t>
+            </w:r>
+            <w:r>
+              <w:rPr>
+                <w:rFonts w:hint="eastAsia"/>
+                <w:color w:val="D9D9D9" w:themeColor="background1" w:themeShade="D9"/>
+              </w:rPr>
+              <w:t>nspect</w:t>
+            </w:r>
+          </w:p>
+        </w:tc>
+        <w:tc>
+          <w:tcPr>
+            <w:tcW w:w="992" w:type="dxa"/>
+            <w:gridSpan w:val="2"/>
+          </w:tcPr>
+          <w:p>
+            <w:pPr>
+              <w:rPr>
+                <w:color w:val="D9D9D9" w:themeColor="background1" w:themeShade="D9"/>
+              </w:rPr>
+            </w:pPr>
+            <w:r>
+              <w:rPr>
+                <w:rFonts w:hint="eastAsia"/>
+                <w:color w:val="D9D9D9" w:themeColor="background1" w:themeShade="D9"/>
+              </w:rPr>
+              <w:t>刘圳</w:t>
+            </w:r>
+          </w:p>
+        </w:tc>
+        <w:tc>
+          <w:tcPr>
+            <w:tcW w:w="1044" w:type="dxa"/>
+            <w:gridSpan w:val="2"/>
+          </w:tcPr>
+          <w:p>
+            <w:pPr>
+              <w:rPr>
+                <w:color w:val="D9D9D9" w:themeColor="background1" w:themeShade="D9"/>
+              </w:rPr>
+            </w:pPr>
+            <w:r>
+              <w:rPr>
+                <w:rFonts w:hint="eastAsia"/>
+                <w:color w:val="D9D9D9" w:themeColor="background1" w:themeShade="D9"/>
+              </w:rPr>
+              <w:t>5-14</w:t>
+            </w:r>
+          </w:p>
+        </w:tc>
+        <w:tc>
+          <w:tcPr>
+            <w:tcW w:w="1016" w:type="dxa"/>
+            <w:gridSpan w:val="2"/>
+          </w:tcPr>
+          <w:p>
+            <w:pPr>
+              <w:rPr>
+                <w:color w:val="D9D9D9" w:themeColor="background1" w:themeShade="D9"/>
+              </w:rPr>
+            </w:pPr>
+          </w:p>
+        </w:tc>
+        <w:tc>
+          <w:tcPr>
+            <w:tcW w:w="1818" w:type="dxa"/>
+          </w:tcPr>
+          <w:p>
+            <w:pPr>
+              <w:rPr>
+                <w:rFonts w:hint="eastAsia"/>
+                <w:color w:val="D9D9D9" w:themeColor="background1" w:themeShade="D9"/>
+              </w:rPr>
+            </w:pPr>
+            <w:r>
+              <w:rPr>
+                <w:rFonts w:hint="eastAsia"/>
+                <w:color w:val="D9D9D9" w:themeColor="background1" w:themeShade="D9"/>
+              </w:rPr>
+              <w:t>完成</w:t>
+            </w:r>
+          </w:p>
+        </w:tc>
+      </w:tr>
+      <w:tr>
+        <w:tc>
+          <w:tcPr>
+            <w:tcW w:w="3369" w:type="dxa"/>
+          </w:tcPr>
+          <w:p>
+            <w:pPr>
+              <w:rPr>
+                <w:color w:val="D9D9D9" w:themeColor="background1" w:themeShade="D9"/>
+              </w:rPr>
+            </w:pPr>
+          </w:p>
+        </w:tc>
+        <w:tc>
+          <w:tcPr>
+            <w:tcW w:w="850" w:type="dxa"/>
+            <w:gridSpan w:val="2"/>
+          </w:tcPr>
+          <w:p>
+            <w:pPr>
+              <w:rPr>
+                <w:rFonts w:hint="eastAsia"/>
+                <w:color w:val="D9D9D9" w:themeColor="background1" w:themeShade="D9"/>
+              </w:rPr>
+            </w:pPr>
+          </w:p>
+        </w:tc>
+        <w:tc>
+          <w:tcPr>
+            <w:tcW w:w="1134" w:type="dxa"/>
+            <w:gridSpan w:val="2"/>
+          </w:tcPr>
+          <w:p>
+            <w:pPr>
+              <w:rPr>
+                <w:rFonts w:hint="eastAsia"/>
+                <w:color w:val="D9D9D9" w:themeColor="background1" w:themeShade="D9"/>
+              </w:rPr>
+            </w:pPr>
+          </w:p>
+        </w:tc>
+        <w:tc>
+          <w:tcPr>
+            <w:tcW w:w="1134" w:type="dxa"/>
+            <w:gridSpan w:val="2"/>
+          </w:tcPr>
+          <w:p>
+            <w:pPr>
+              <w:rPr>
+                <w:color w:val="D9D9D9" w:themeColor="background1" w:themeShade="D9"/>
+              </w:rPr>
+            </w:pPr>
+          </w:p>
+        </w:tc>
+        <w:tc>
+          <w:tcPr>
+            <w:tcW w:w="2035" w:type="dxa"/>
+            <w:gridSpan w:val="2"/>
+          </w:tcPr>
+          <w:p>
+            <w:pPr>
+              <w:rPr>
+                <w:rFonts w:hint="eastAsia"/>
                 <w:color w:val="D9D9D9" w:themeColor="background1" w:themeShade="D9"/>
               </w:rPr>
             </w:pPr>

--- a/internal_doc/00.项目管理/01.会议纪要/例会纪要_20140526.docx
+++ b/internal_doc/00.项目管理/01.会议纪要/例会纪要_20140526.docx
@@ -211,7 +211,17 @@
                 <w:szCs w:val="18"/>
                 <w:lang w:val="zh-CN"/>
               </w:rPr>
-              <w:t>丁普生、</w:t>
+              <w:t>丁普升</w:t>
+            </w:r>
+            <w:r>
+              <w:rPr>
+                <w:rFonts w:ascii="宋体" w:eastAsia="宋体" w:cs="宋体" w:hint="eastAsia"/>
+                <w:kern w:val="0"/>
+                <w:sz w:val="18"/>
+                <w:szCs w:val="18"/>
+                <w:lang w:val="zh-CN"/>
+              </w:rPr>
+              <w:t>、</w:t>
             </w:r>
             <w:r>
               <w:rPr>
@@ -1001,11 +1011,6 @@
             <w:tcW w:w="1818" w:type="dxa"/>
           </w:tcPr>
           <w:p>
-            <w:pPr>
-              <w:rPr>
-                <w:rFonts w:hint="eastAsia"/>
-              </w:rPr>
-            </w:pPr>
             <w:r>
               <w:rPr>
                 <w:rFonts w:hint="eastAsia"/>
@@ -1145,9 +1150,6 @@
           <w:p>
             <w:pPr>
               <w:jc w:val="center"/>
-              <w:rPr>
-                <w:rFonts w:hint="eastAsia"/>
-              </w:rPr>
             </w:pPr>
             <w:r>
               <w:rPr>
@@ -1159,9 +1161,6 @@
           <w:p>
             <w:pPr>
               <w:jc w:val="center"/>
-              <w:rPr>
-                <w:rFonts w:hint="eastAsia"/>
-              </w:rPr>
             </w:pPr>
             <w:r>
               <w:rPr>
@@ -1185,9 +1184,6 @@
           <w:p>
             <w:pPr>
               <w:jc w:val="center"/>
-              <w:rPr>
-                <w:rFonts w:hint="eastAsia"/>
-              </w:rPr>
             </w:pPr>
             <w:r>
               <w:rPr>
@@ -1355,11 +1351,6 @@
             <w:tcW w:w="3652" w:type="dxa"/>
           </w:tcPr>
           <w:p>
-            <w:pPr>
-              <w:rPr>
-                <w:rFonts w:hint="eastAsia"/>
-              </w:rPr>
-            </w:pPr>
             <w:r>
               <w:rPr>
                 <w:rFonts w:hint="eastAsia"/>
@@ -1417,11 +1408,6 @@
             <w:tcW w:w="992" w:type="dxa"/>
           </w:tcPr>
           <w:p>
-            <w:pPr>
-              <w:rPr>
-                <w:rFonts w:hint="eastAsia"/>
-              </w:rPr>
-            </w:pPr>
             <w:r>
               <w:rPr>
                 <w:rFonts w:hint="eastAsia"/>
@@ -1435,11 +1421,6 @@
             <w:tcW w:w="1044" w:type="dxa"/>
           </w:tcPr>
           <w:p>
-            <w:pPr>
-              <w:rPr>
-                <w:rFonts w:hint="eastAsia"/>
-              </w:rPr>
-            </w:pPr>
             <w:r>
               <w:rPr>
                 <w:rFonts w:hint="eastAsia"/>
@@ -1458,13 +1439,7 @@
           <w:tcPr>
             <w:tcW w:w="1818" w:type="dxa"/>
           </w:tcPr>
-          <w:p>
-            <w:pPr>
-              <w:rPr>
-                <w:rFonts w:hint="eastAsia"/>
-              </w:rPr>
-            </w:pPr>
-          </w:p>
+          <w:p/>
         </w:tc>
       </w:tr>
       <w:tr>
@@ -1475,7 +1450,7 @@
           <w:p>
             <w:pPr>
               <w:rPr>
-                <w:color w:val="D9D9D9" w:themeColor="background1" w:themeShade="D9"/>
+                <w:color w:val="95DD9F" w:themeColor="background1" w:themeShade="D9"/>
               </w:rPr>
             </w:pPr>
           </w:p>
@@ -1487,7 +1462,7 @@
           <w:p>
             <w:pPr>
               <w:rPr>
-                <w:color w:val="D9D9D9" w:themeColor="background1" w:themeShade="D9"/>
+                <w:color w:val="95DD9F" w:themeColor="background1" w:themeShade="D9"/>
               </w:rPr>
             </w:pPr>
           </w:p>
@@ -1499,7 +1474,7 @@
           <w:p>
             <w:pPr>
               <w:rPr>
-                <w:color w:val="D9D9D9" w:themeColor="background1" w:themeShade="D9"/>
+                <w:color w:val="95DD9F" w:themeColor="background1" w:themeShade="D9"/>
               </w:rPr>
             </w:pPr>
           </w:p>
@@ -1511,7 +1486,7 @@
           <w:p>
             <w:pPr>
               <w:rPr>
-                <w:color w:val="D9D9D9" w:themeColor="background1" w:themeShade="D9"/>
+                <w:color w:val="95DD9F" w:themeColor="background1" w:themeShade="D9"/>
               </w:rPr>
             </w:pPr>
           </w:p>
@@ -1523,7 +1498,7 @@
           <w:p>
             <w:pPr>
               <w:rPr>
-                <w:color w:val="D9D9D9" w:themeColor="background1" w:themeShade="D9"/>
+                <w:color w:val="95DD9F" w:themeColor="background1" w:themeShade="D9"/>
               </w:rPr>
             </w:pPr>
           </w:p>
@@ -1601,7 +1576,7 @@
           <w:p>
             <w:pPr>
               <w:rPr>
-                <w:color w:val="D9D9D9" w:themeColor="background1" w:themeShade="D9"/>
+                <w:color w:val="95DD9F" w:themeColor="background1" w:themeShade="D9"/>
               </w:rPr>
             </w:pPr>
           </w:p>
@@ -1613,7 +1588,7 @@
           <w:p>
             <w:pPr>
               <w:rPr>
-                <w:color w:val="D9D9D9" w:themeColor="background1" w:themeShade="D9"/>
+                <w:color w:val="95DD9F" w:themeColor="background1" w:themeShade="D9"/>
               </w:rPr>
             </w:pPr>
           </w:p>
@@ -1625,7 +1600,7 @@
           <w:p>
             <w:pPr>
               <w:rPr>
-                <w:color w:val="D9D9D9" w:themeColor="background1" w:themeShade="D9"/>
+                <w:color w:val="95DD9F" w:themeColor="background1" w:themeShade="D9"/>
               </w:rPr>
             </w:pPr>
           </w:p>
@@ -1637,7 +1612,7 @@
           <w:p>
             <w:pPr>
               <w:rPr>
-                <w:color w:val="D9D9D9" w:themeColor="background1" w:themeShade="D9"/>
+                <w:color w:val="95DD9F" w:themeColor="background1" w:themeShade="D9"/>
               </w:rPr>
             </w:pPr>
           </w:p>
@@ -1649,8 +1624,7 @@
           <w:p>
             <w:pPr>
               <w:rPr>
-                <w:rFonts w:hint="eastAsia"/>
-                <w:color w:val="D9D9D9" w:themeColor="background1" w:themeShade="D9"/>
+                <w:color w:val="95DD9F" w:themeColor="background1" w:themeShade="D9"/>
               </w:rPr>
             </w:pPr>
           </w:p>
@@ -1681,11 +1655,6 @@
             <w:tcW w:w="992" w:type="dxa"/>
           </w:tcPr>
           <w:p>
-            <w:pPr>
-              <w:rPr>
-                <w:rFonts w:hint="eastAsia"/>
-              </w:rPr>
-            </w:pPr>
             <w:r>
               <w:rPr>
                 <w:rFonts w:hint="eastAsia"/>
@@ -1699,11 +1668,6 @@
             <w:tcW w:w="1044" w:type="dxa"/>
           </w:tcPr>
           <w:p>
-            <w:pPr>
-              <w:rPr>
-                <w:rFonts w:hint="eastAsia"/>
-              </w:rPr>
-            </w:pPr>
             <w:r>
               <w:rPr>
                 <w:rFonts w:hint="eastAsia"/>
@@ -1872,11 +1836,6 @@
             <w:tcW w:w="3652" w:type="dxa"/>
           </w:tcPr>
           <w:p>
-            <w:pPr>
-              <w:rPr>
-                <w:rFonts w:hint="eastAsia"/>
-              </w:rPr>
-            </w:pPr>
             <w:r>
               <w:rPr>
                 <w:rFonts w:hint="eastAsia"/>
@@ -1896,16 +1855,11 @@
             <w:tcW w:w="992" w:type="dxa"/>
           </w:tcPr>
           <w:p>
-            <w:pPr>
-              <w:rPr>
-                <w:rFonts w:hint="eastAsia"/>
-              </w:rPr>
-            </w:pPr>
-            <w:r>
-              <w:rPr>
-                <w:rFonts w:hint="eastAsia"/>
-              </w:rPr>
-              <w:t>丁普生</w:t>
+            <w:r>
+              <w:rPr>
+                <w:rFonts w:hint="eastAsia"/>
+              </w:rPr>
+              <w:t>丁普升</w:t>
             </w:r>
           </w:p>
         </w:tc>
@@ -1914,11 +1868,6 @@
             <w:tcW w:w="1044" w:type="dxa"/>
           </w:tcPr>
           <w:p>
-            <w:pPr>
-              <w:rPr>
-                <w:rFonts w:hint="eastAsia"/>
-              </w:rPr>
-            </w:pPr>
             <w:r>
               <w:rPr>
                 <w:rFonts w:hint="eastAsia"/>
@@ -1938,11 +1887,6 @@
             <w:tcW w:w="1818" w:type="dxa"/>
           </w:tcPr>
           <w:p>
-            <w:pPr>
-              <w:rPr>
-                <w:rFonts w:hint="eastAsia"/>
-              </w:rPr>
-            </w:pPr>
             <w:r>
               <w:rPr>
                 <w:rFonts w:hint="eastAsia"/>
@@ -1976,11 +1920,6 @@
             <w:tcW w:w="3652" w:type="dxa"/>
           </w:tcPr>
           <w:p>
-            <w:pPr>
-              <w:rPr>
-                <w:rFonts w:hint="eastAsia"/>
-              </w:rPr>
-            </w:pPr>
             <w:r>
               <w:rPr>
                 <w:rFonts w:hint="eastAsia"/>
@@ -2020,11 +1959,6 @@
             <w:tcW w:w="992" w:type="dxa"/>
           </w:tcPr>
           <w:p>
-            <w:pPr>
-              <w:rPr>
-                <w:rFonts w:hint="eastAsia"/>
-              </w:rPr>
-            </w:pPr>
             <w:r>
               <w:rPr>
                 <w:rFonts w:hint="eastAsia"/>
@@ -2038,11 +1972,6 @@
             <w:tcW w:w="1044" w:type="dxa"/>
           </w:tcPr>
           <w:p>
-            <w:pPr>
-              <w:rPr>
-                <w:rFonts w:hint="eastAsia"/>
-              </w:rPr>
-            </w:pPr>
             <w:r>
               <w:rPr>
                 <w:rFonts w:hint="eastAsia"/>
@@ -2061,13 +1990,7 @@
           <w:tcPr>
             <w:tcW w:w="1818" w:type="dxa"/>
           </w:tcPr>
-          <w:p>
-            <w:pPr>
-              <w:rPr>
-                <w:rFonts w:hint="eastAsia"/>
-              </w:rPr>
-            </w:pPr>
-          </w:p>
+          <w:p/>
         </w:tc>
       </w:tr>
       <w:tr>
@@ -2076,11 +1999,6 @@
             <w:tcW w:w="3652" w:type="dxa"/>
           </w:tcPr>
           <w:p>
-            <w:pPr>
-              <w:rPr>
-                <w:rFonts w:hint="eastAsia"/>
-              </w:rPr>
-            </w:pPr>
             <w:proofErr w:type="spellStart"/>
             <w:r>
               <w:rPr>
@@ -2128,11 +2046,6 @@
             <w:tcW w:w="992" w:type="dxa"/>
           </w:tcPr>
           <w:p>
-            <w:pPr>
-              <w:rPr>
-                <w:rFonts w:hint="eastAsia"/>
-              </w:rPr>
-            </w:pPr>
             <w:r>
               <w:rPr>
                 <w:rFonts w:hint="eastAsia"/>
@@ -2146,11 +2059,6 @@
             <w:tcW w:w="1044" w:type="dxa"/>
           </w:tcPr>
           <w:p>
-            <w:pPr>
-              <w:rPr>
-                <w:rFonts w:hint="eastAsia"/>
-              </w:rPr>
-            </w:pPr>
             <w:r>
               <w:rPr>
                 <w:rFonts w:hint="eastAsia"/>
@@ -2169,13 +2077,7 @@
           <w:tcPr>
             <w:tcW w:w="1818" w:type="dxa"/>
           </w:tcPr>
-          <w:p>
-            <w:pPr>
-              <w:rPr>
-                <w:rFonts w:hint="eastAsia"/>
-              </w:rPr>
-            </w:pPr>
-          </w:p>
+          <w:p/>
         </w:tc>
       </w:tr>
       <w:tr>
@@ -2184,11 +2086,6 @@
             <w:tcW w:w="3652" w:type="dxa"/>
           </w:tcPr>
           <w:p>
-            <w:pPr>
-              <w:rPr>
-                <w:rFonts w:hint="eastAsia"/>
-              </w:rPr>
-            </w:pPr>
             <w:r>
               <w:rPr>
                 <w:rFonts w:hint="eastAsia"/>
@@ -2202,11 +2099,6 @@
             <w:tcW w:w="992" w:type="dxa"/>
           </w:tcPr>
           <w:p>
-            <w:pPr>
-              <w:rPr>
-                <w:rFonts w:hint="eastAsia"/>
-              </w:rPr>
-            </w:pPr>
             <w:r>
               <w:rPr>
                 <w:rFonts w:hint="eastAsia"/>
@@ -2220,11 +2112,6 @@
             <w:tcW w:w="1044" w:type="dxa"/>
           </w:tcPr>
           <w:p>
-            <w:pPr>
-              <w:rPr>
-                <w:rFonts w:hint="eastAsia"/>
-              </w:rPr>
-            </w:pPr>
             <w:r>
               <w:rPr>
                 <w:rFonts w:hint="eastAsia"/>
@@ -2243,13 +2130,7 @@
           <w:tcPr>
             <w:tcW w:w="1818" w:type="dxa"/>
           </w:tcPr>
-          <w:p>
-            <w:pPr>
-              <w:rPr>
-                <w:rFonts w:hint="eastAsia"/>
-              </w:rPr>
-            </w:pPr>
-          </w:p>
+          <w:p/>
         </w:tc>
       </w:tr>
       <w:tr>
@@ -2258,11 +2139,6 @@
             <w:tcW w:w="3652" w:type="dxa"/>
           </w:tcPr>
           <w:p>
-            <w:pPr>
-              <w:rPr>
-                <w:rFonts w:hint="eastAsia"/>
-              </w:rPr>
-            </w:pPr>
             <w:r>
               <w:rPr>
                 <w:rFonts w:hint="eastAsia"/>
@@ -2276,11 +2152,6 @@
             <w:tcW w:w="992" w:type="dxa"/>
           </w:tcPr>
           <w:p>
-            <w:pPr>
-              <w:rPr>
-                <w:rFonts w:hint="eastAsia"/>
-              </w:rPr>
-            </w:pPr>
             <w:r>
               <w:rPr>
                 <w:rFonts w:hint="eastAsia"/>
@@ -2294,11 +2165,6 @@
             <w:tcW w:w="1044" w:type="dxa"/>
           </w:tcPr>
           <w:p>
-            <w:pPr>
-              <w:rPr>
-                <w:rFonts w:hint="eastAsia"/>
-              </w:rPr>
-            </w:pPr>
             <w:r>
               <w:rPr>
                 <w:rFonts w:hint="eastAsia"/>
@@ -2317,13 +2183,7 @@
           <w:tcPr>
             <w:tcW w:w="1818" w:type="dxa"/>
           </w:tcPr>
-          <w:p>
-            <w:pPr>
-              <w:rPr>
-                <w:rFonts w:hint="eastAsia"/>
-              </w:rPr>
-            </w:pPr>
-          </w:p>
+          <w:p/>
         </w:tc>
       </w:tr>
       <w:tr>
@@ -2332,11 +2192,6 @@
             <w:tcW w:w="3652" w:type="dxa"/>
           </w:tcPr>
           <w:p>
-            <w:pPr>
-              <w:rPr>
-                <w:rFonts w:hint="eastAsia"/>
-              </w:rPr>
-            </w:pPr>
             <w:r>
               <w:rPr>
                 <w:rFonts w:hint="eastAsia"/>
@@ -2350,11 +2205,6 @@
             <w:tcW w:w="992" w:type="dxa"/>
           </w:tcPr>
           <w:p>
-            <w:pPr>
-              <w:rPr>
-                <w:rFonts w:hint="eastAsia"/>
-              </w:rPr>
-            </w:pPr>
             <w:r>
               <w:rPr>
                 <w:rFonts w:hint="eastAsia"/>
@@ -2368,11 +2218,6 @@
             <w:tcW w:w="1044" w:type="dxa"/>
           </w:tcPr>
           <w:p>
-            <w:pPr>
-              <w:rPr>
-                <w:rFonts w:hint="eastAsia"/>
-              </w:rPr>
-            </w:pPr>
             <w:r>
               <w:rPr>
                 <w:rFonts w:hint="eastAsia"/>
@@ -2391,13 +2236,7 @@
           <w:tcPr>
             <w:tcW w:w="1818" w:type="dxa"/>
           </w:tcPr>
-          <w:p>
-            <w:pPr>
-              <w:rPr>
-                <w:rFonts w:hint="eastAsia"/>
-              </w:rPr>
-            </w:pPr>
-          </w:p>
+          <w:p/>
         </w:tc>
       </w:tr>
       <w:tr>
@@ -2406,11 +2245,6 @@
             <w:tcW w:w="3652" w:type="dxa"/>
           </w:tcPr>
           <w:p>
-            <w:pPr>
-              <w:rPr>
-                <w:rFonts w:hint="eastAsia"/>
-              </w:rPr>
-            </w:pPr>
             <w:r>
               <w:rPr>
                 <w:rFonts w:hint="eastAsia"/>
@@ -2424,11 +2258,6 @@
             <w:tcW w:w="992" w:type="dxa"/>
           </w:tcPr>
           <w:p>
-            <w:pPr>
-              <w:rPr>
-                <w:rFonts w:hint="eastAsia"/>
-              </w:rPr>
-            </w:pPr>
             <w:r>
               <w:rPr>
                 <w:rFonts w:hint="eastAsia"/>
@@ -2442,11 +2271,6 @@
             <w:tcW w:w="1044" w:type="dxa"/>
           </w:tcPr>
           <w:p>
-            <w:pPr>
-              <w:rPr>
-                <w:rFonts w:hint="eastAsia"/>
-              </w:rPr>
-            </w:pPr>
             <w:r>
               <w:rPr>
                 <w:rFonts w:hint="eastAsia"/>
@@ -2465,13 +2289,7 @@
           <w:tcPr>
             <w:tcW w:w="1818" w:type="dxa"/>
           </w:tcPr>
-          <w:p>
-            <w:pPr>
-              <w:rPr>
-                <w:rFonts w:hint="eastAsia"/>
-              </w:rPr>
-            </w:pPr>
-          </w:p>
+          <w:p/>
         </w:tc>
       </w:tr>
     </w:tbl>
@@ -2651,11 +2469,6 @@
             <w:tcW w:w="4303" w:type="dxa"/>
           </w:tcPr>
           <w:p>
-            <w:pPr>
-              <w:rPr>
-                <w:rFonts w:hint="eastAsia"/>
-              </w:rPr>
-            </w:pPr>
             <w:r>
               <w:rPr>
                 <w:rFonts w:hint="eastAsia"/>
@@ -2805,11 +2618,6 @@
             <w:tcW w:w="4303" w:type="dxa"/>
           </w:tcPr>
           <w:p>
-            <w:pPr>
-              <w:rPr>
-                <w:rFonts w:hint="eastAsia"/>
-              </w:rPr>
-            </w:pPr>
             <w:r>
               <w:rPr>
                 <w:rFonts w:hint="eastAsia"/>
@@ -3009,20 +2817,20 @@
           <w:p>
             <w:pPr>
               <w:rPr>
-                <w:color w:val="D9D9D9" w:themeColor="background1" w:themeShade="D9"/>
+                <w:color w:val="95DD9F" w:themeColor="background1" w:themeShade="D9"/>
               </w:rPr>
             </w:pPr>
             <w:proofErr w:type="spellStart"/>
             <w:r>
               <w:rPr>
-                <w:color w:val="D9D9D9" w:themeColor="background1" w:themeShade="D9"/>
+                <w:color w:val="95DD9F" w:themeColor="background1" w:themeShade="D9"/>
               </w:rPr>
               <w:t>S</w:t>
             </w:r>
             <w:r>
               <w:rPr>
                 <w:rFonts w:hint="eastAsia"/>
-                <w:color w:val="D9D9D9" w:themeColor="background1" w:themeShade="D9"/>
+                <w:color w:val="95DD9F" w:themeColor="background1" w:themeShade="D9"/>
               </w:rPr>
               <w:t>sh</w:t>
             </w:r>
@@ -3030,7 +2838,7 @@
             <w:r>
               <w:rPr>
                 <w:rFonts w:hint="eastAsia"/>
-                <w:color w:val="D9D9D9" w:themeColor="background1" w:themeShade="D9"/>
+                <w:color w:val="95DD9F" w:themeColor="background1" w:themeShade="D9"/>
               </w:rPr>
               <w:t>、</w:t>
             </w:r>
@@ -3038,7 +2846,7 @@
             <w:r>
               <w:rPr>
                 <w:rFonts w:hint="eastAsia"/>
-                <w:color w:val="D9D9D9" w:themeColor="background1" w:themeShade="D9"/>
+                <w:color w:val="95DD9F" w:themeColor="background1" w:themeShade="D9"/>
               </w:rPr>
               <w:t>scp</w:t>
             </w:r>
@@ -3046,7 +2854,7 @@
             <w:r>
               <w:rPr>
                 <w:rFonts w:hint="eastAsia"/>
-                <w:color w:val="D9D9D9" w:themeColor="background1" w:themeShade="D9"/>
+                <w:color w:val="95DD9F" w:themeColor="background1" w:themeShade="D9"/>
               </w:rPr>
               <w:t>完善这一块的相关文档</w:t>
             </w:r>
@@ -3060,13 +2868,13 @@
           <w:p>
             <w:pPr>
               <w:rPr>
-                <w:color w:val="D9D9D9" w:themeColor="background1" w:themeShade="D9"/>
-              </w:rPr>
-            </w:pPr>
-            <w:r>
-              <w:rPr>
-                <w:rFonts w:hint="eastAsia"/>
-                <w:color w:val="D9D9D9" w:themeColor="background1" w:themeShade="D9"/>
+                <w:color w:val="95DD9F" w:themeColor="background1" w:themeShade="D9"/>
+              </w:rPr>
+            </w:pPr>
+            <w:r>
+              <w:rPr>
+                <w:rFonts w:hint="eastAsia"/>
+                <w:color w:val="95DD9F" w:themeColor="background1" w:themeShade="D9"/>
               </w:rPr>
               <w:t>武赟</w:t>
             </w:r>
@@ -3080,13 +2888,13 @@
           <w:p>
             <w:pPr>
               <w:rPr>
-                <w:color w:val="D9D9D9" w:themeColor="background1" w:themeShade="D9"/>
-              </w:rPr>
-            </w:pPr>
-            <w:r>
-              <w:rPr>
-                <w:rFonts w:hint="eastAsia"/>
-                <w:color w:val="D9D9D9" w:themeColor="background1" w:themeShade="D9"/>
+                <w:color w:val="95DD9F" w:themeColor="background1" w:themeShade="D9"/>
+              </w:rPr>
+            </w:pPr>
+            <w:r>
+              <w:rPr>
+                <w:rFonts w:hint="eastAsia"/>
+                <w:color w:val="95DD9F" w:themeColor="background1" w:themeShade="D9"/>
               </w:rPr>
               <w:t>4-28</w:t>
             </w:r>
@@ -3100,13 +2908,13 @@
           <w:p>
             <w:pPr>
               <w:rPr>
-                <w:color w:val="D9D9D9" w:themeColor="background1" w:themeShade="D9"/>
-              </w:rPr>
-            </w:pPr>
-            <w:r>
-              <w:rPr>
-                <w:rFonts w:hint="eastAsia"/>
-                <w:color w:val="D9D9D9" w:themeColor="background1" w:themeShade="D9"/>
+                <w:color w:val="95DD9F" w:themeColor="background1" w:themeShade="D9"/>
+              </w:rPr>
+            </w:pPr>
+            <w:r>
+              <w:rPr>
+                <w:rFonts w:hint="eastAsia"/>
+                <w:color w:val="95DD9F" w:themeColor="background1" w:themeShade="D9"/>
               </w:rPr>
               <w:t>4-30</w:t>
             </w:r>
@@ -3120,26 +2928,26 @@
           <w:p>
             <w:pPr>
               <w:rPr>
-                <w:color w:val="D9D9D9" w:themeColor="background1" w:themeShade="D9"/>
-              </w:rPr>
-            </w:pPr>
-            <w:r>
-              <w:rPr>
-                <w:color w:val="D9D9D9" w:themeColor="background1" w:themeShade="D9"/>
+                <w:color w:val="95DD9F" w:themeColor="background1" w:themeShade="D9"/>
+              </w:rPr>
+            </w:pPr>
+            <w:r>
+              <w:rPr>
+                <w:color w:val="95DD9F" w:themeColor="background1" w:themeShade="D9"/>
               </w:rPr>
               <w:t>S</w:t>
             </w:r>
             <w:r>
               <w:rPr>
                 <w:rFonts w:hint="eastAsia"/>
-                <w:color w:val="D9D9D9" w:themeColor="background1" w:themeShade="D9"/>
+                <w:color w:val="95DD9F" w:themeColor="background1" w:themeShade="D9"/>
               </w:rPr>
               <w:t>tory</w:t>
             </w:r>
             <w:r>
               <w:rPr>
                 <w:rFonts w:hint="eastAsia"/>
-                <w:color w:val="D9D9D9" w:themeColor="background1" w:themeShade="D9"/>
+                <w:color w:val="95DD9F" w:themeColor="background1" w:themeShade="D9"/>
               </w:rPr>
               <w:t>文档完成</w:t>
             </w:r>
@@ -3154,13 +2962,13 @@
           <w:p>
             <w:pPr>
               <w:rPr>
-                <w:color w:val="D9D9D9" w:themeColor="background1" w:themeShade="D9"/>
-              </w:rPr>
-            </w:pPr>
-            <w:r>
-              <w:rPr>
-                <w:rFonts w:hint="eastAsia"/>
-                <w:color w:val="D9D9D9" w:themeColor="background1" w:themeShade="D9"/>
+                <w:color w:val="95DD9F" w:themeColor="background1" w:themeShade="D9"/>
+              </w:rPr>
+            </w:pPr>
+            <w:r>
+              <w:rPr>
+                <w:rFonts w:hint="eastAsia"/>
+                <w:color w:val="95DD9F" w:themeColor="background1" w:themeShade="D9"/>
               </w:rPr>
               <w:t>演示页面开发</w:t>
             </w:r>
@@ -3174,13 +2982,13 @@
           <w:p>
             <w:pPr>
               <w:rPr>
-                <w:color w:val="D9D9D9" w:themeColor="background1" w:themeShade="D9"/>
-              </w:rPr>
-            </w:pPr>
-            <w:r>
-              <w:rPr>
-                <w:rFonts w:hint="eastAsia"/>
-                <w:color w:val="D9D9D9" w:themeColor="background1" w:themeShade="D9"/>
+                <w:color w:val="95DD9F" w:themeColor="background1" w:themeShade="D9"/>
+              </w:rPr>
+            </w:pPr>
+            <w:r>
+              <w:rPr>
+                <w:rFonts w:hint="eastAsia"/>
+                <w:color w:val="95DD9F" w:themeColor="background1" w:themeShade="D9"/>
               </w:rPr>
               <w:t>何嘉文</w:t>
             </w:r>
@@ -3194,13 +3002,13 @@
           <w:p>
             <w:pPr>
               <w:rPr>
-                <w:color w:val="D9D9D9" w:themeColor="background1" w:themeShade="D9"/>
-              </w:rPr>
-            </w:pPr>
-            <w:r>
-              <w:rPr>
-                <w:rFonts w:hint="eastAsia"/>
-                <w:color w:val="D9D9D9" w:themeColor="background1" w:themeShade="D9"/>
+                <w:color w:val="95DD9F" w:themeColor="background1" w:themeShade="D9"/>
+              </w:rPr>
+            </w:pPr>
+            <w:r>
+              <w:rPr>
+                <w:rFonts w:hint="eastAsia"/>
+                <w:color w:val="95DD9F" w:themeColor="background1" w:themeShade="D9"/>
               </w:rPr>
               <w:t>4-28</w:t>
             </w:r>
@@ -3214,13 +3022,13 @@
           <w:p>
             <w:pPr>
               <w:rPr>
-                <w:color w:val="D9D9D9" w:themeColor="background1" w:themeShade="D9"/>
-              </w:rPr>
-            </w:pPr>
-            <w:r>
-              <w:rPr>
-                <w:rFonts w:hint="eastAsia"/>
-                <w:color w:val="D9D9D9" w:themeColor="background1" w:themeShade="D9"/>
+                <w:color w:val="95DD9F" w:themeColor="background1" w:themeShade="D9"/>
+              </w:rPr>
+            </w:pPr>
+            <w:r>
+              <w:rPr>
+                <w:rFonts w:hint="eastAsia"/>
+                <w:color w:val="95DD9F" w:themeColor="background1" w:themeShade="D9"/>
               </w:rPr>
               <w:t>4-30</w:t>
             </w:r>
@@ -3234,13 +3042,13 @@
           <w:p>
             <w:pPr>
               <w:rPr>
-                <w:color w:val="D9D9D9" w:themeColor="background1" w:themeShade="D9"/>
-              </w:rPr>
-            </w:pPr>
-            <w:r>
-              <w:rPr>
-                <w:rFonts w:hint="eastAsia"/>
-                <w:color w:val="D9D9D9" w:themeColor="background1" w:themeShade="D9"/>
+                <w:color w:val="95DD9F" w:themeColor="background1" w:themeShade="D9"/>
+              </w:rPr>
+            </w:pPr>
+            <w:r>
+              <w:rPr>
+                <w:rFonts w:hint="eastAsia"/>
+                <w:color w:val="95DD9F" w:themeColor="background1" w:themeShade="D9"/>
               </w:rPr>
               <w:t>完成</w:t>
             </w:r>
@@ -3458,13 +3266,13 @@
           <w:p>
             <w:pPr>
               <w:rPr>
-                <w:color w:val="D9D9D9" w:themeColor="background1" w:themeShade="D9"/>
-              </w:rPr>
-            </w:pPr>
-            <w:r>
-              <w:rPr>
-                <w:rFonts w:hint="eastAsia"/>
-                <w:color w:val="D9D9D9" w:themeColor="background1" w:themeShade="D9"/>
+                <w:color w:val="95DD9F" w:themeColor="background1" w:themeShade="D9"/>
+              </w:rPr>
+            </w:pPr>
+            <w:r>
+              <w:rPr>
+                <w:rFonts w:hint="eastAsia"/>
+                <w:color w:val="95DD9F" w:themeColor="background1" w:themeShade="D9"/>
               </w:rPr>
               <w:t>去</w:t>
             </w:r>
@@ -3472,7 +3280,7 @@
             <w:r>
               <w:rPr>
                 <w:rFonts w:hint="eastAsia"/>
-                <w:color w:val="D9D9D9" w:themeColor="background1" w:themeShade="D9"/>
+                <w:color w:val="95DD9F" w:themeColor="background1" w:themeShade="D9"/>
               </w:rPr>
               <w:t>mongodb</w:t>
             </w:r>
@@ -3480,14 +3288,14 @@
             <w:r>
               <w:rPr>
                 <w:rFonts w:hint="eastAsia"/>
-                <w:color w:val="D9D9D9" w:themeColor="background1" w:themeShade="D9"/>
+                <w:color w:val="95DD9F" w:themeColor="background1" w:themeShade="D9"/>
               </w:rPr>
               <w:t>代码</w:t>
             </w:r>
             <w:r>
               <w:rPr>
                 <w:rFonts w:hint="eastAsia"/>
-                <w:color w:val="D9D9D9" w:themeColor="background1" w:themeShade="D9"/>
+                <w:color w:val="95DD9F" w:themeColor="background1" w:themeShade="D9"/>
               </w:rPr>
               <w:t>(</w:t>
             </w:r>
@@ -3495,7 +3303,7 @@
             <w:r>
               <w:rPr>
                 <w:rFonts w:hint="eastAsia"/>
-                <w:color w:val="D9D9D9" w:themeColor="background1" w:themeShade="D9"/>
+                <w:color w:val="95DD9F" w:themeColor="background1" w:themeShade="D9"/>
               </w:rPr>
               <w:t>ixmkeygen</w:t>
             </w:r>
@@ -3503,7 +3311,7 @@
             <w:r>
               <w:rPr>
                 <w:rFonts w:hint="eastAsia"/>
-                <w:color w:val="D9D9D9" w:themeColor="background1" w:themeShade="D9"/>
+                <w:color w:val="95DD9F" w:themeColor="background1" w:themeShade="D9"/>
               </w:rPr>
               <w:t>/</w:t>
             </w:r>
@@ -3511,7 +3319,7 @@
             <w:r>
               <w:rPr>
                 <w:rFonts w:hint="eastAsia"/>
-                <w:color w:val="D9D9D9" w:themeColor="background1" w:themeShade="D9"/>
+                <w:color w:val="95DD9F" w:themeColor="background1" w:themeShade="D9"/>
               </w:rPr>
               <w:t>mth</w:t>
             </w:r>
@@ -3519,7 +3327,7 @@
             <w:r>
               <w:rPr>
                 <w:rFonts w:hint="eastAsia"/>
-                <w:color w:val="D9D9D9" w:themeColor="background1" w:themeShade="D9"/>
+                <w:color w:val="95DD9F" w:themeColor="background1" w:themeShade="D9"/>
               </w:rPr>
               <w:t>)</w:t>
             </w:r>
@@ -3533,13 +3341,13 @@
           <w:p>
             <w:pPr>
               <w:rPr>
-                <w:color w:val="D9D9D9" w:themeColor="background1" w:themeShade="D9"/>
-              </w:rPr>
-            </w:pPr>
-            <w:r>
-              <w:rPr>
-                <w:rFonts w:hint="eastAsia"/>
-                <w:color w:val="D9D9D9" w:themeColor="background1" w:themeShade="D9"/>
+                <w:color w:val="95DD9F" w:themeColor="background1" w:themeShade="D9"/>
+              </w:rPr>
+            </w:pPr>
+            <w:r>
+              <w:rPr>
+                <w:rFonts w:hint="eastAsia"/>
+                <w:color w:val="95DD9F" w:themeColor="background1" w:themeShade="D9"/>
               </w:rPr>
               <w:t>武赟</w:t>
             </w:r>
@@ -3553,13 +3361,13 @@
           <w:p>
             <w:pPr>
               <w:rPr>
-                <w:color w:val="D9D9D9" w:themeColor="background1" w:themeShade="D9"/>
-              </w:rPr>
-            </w:pPr>
-            <w:r>
-              <w:rPr>
-                <w:rFonts w:hint="eastAsia"/>
-                <w:color w:val="D9D9D9" w:themeColor="background1" w:themeShade="D9"/>
+                <w:color w:val="95DD9F" w:themeColor="background1" w:themeShade="D9"/>
+              </w:rPr>
+            </w:pPr>
+            <w:r>
+              <w:rPr>
+                <w:rFonts w:hint="eastAsia"/>
+                <w:color w:val="95DD9F" w:themeColor="background1" w:themeShade="D9"/>
               </w:rPr>
               <w:t>5-5</w:t>
             </w:r>
@@ -3573,7 +3381,7 @@
           <w:p>
             <w:pPr>
               <w:rPr>
-                <w:color w:val="D9D9D9" w:themeColor="background1" w:themeShade="D9"/>
+                <w:color w:val="95DD9F" w:themeColor="background1" w:themeShade="D9"/>
               </w:rPr>
             </w:pPr>
           </w:p>
@@ -3585,13 +3393,13 @@
           <w:p>
             <w:pPr>
               <w:rPr>
-                <w:color w:val="D9D9D9" w:themeColor="background1" w:themeShade="D9"/>
-              </w:rPr>
-            </w:pPr>
-            <w:r>
-              <w:rPr>
-                <w:rFonts w:hint="eastAsia"/>
-                <w:color w:val="D9D9D9" w:themeColor="background1" w:themeShade="D9"/>
+                <w:color w:val="95DD9F" w:themeColor="background1" w:themeShade="D9"/>
+              </w:rPr>
+            </w:pPr>
+            <w:r>
+              <w:rPr>
+                <w:rFonts w:hint="eastAsia"/>
+                <w:color w:val="95DD9F" w:themeColor="background1" w:themeShade="D9"/>
               </w:rPr>
               <w:t>晓均测试</w:t>
             </w:r>
@@ -3607,26 +3415,26 @@
           <w:p>
             <w:pPr>
               <w:rPr>
-                <w:color w:val="D9D9D9" w:themeColor="background1" w:themeShade="D9"/>
-              </w:rPr>
-            </w:pPr>
-            <w:r>
-              <w:rPr>
-                <w:color w:val="D9D9D9" w:themeColor="background1" w:themeShade="D9"/>
+                <w:color w:val="95DD9F" w:themeColor="background1" w:themeShade="D9"/>
+              </w:rPr>
+            </w:pPr>
+            <w:r>
+              <w:rPr>
+                <w:color w:val="95DD9F" w:themeColor="background1" w:themeShade="D9"/>
               </w:rPr>
               <w:t>W</w:t>
             </w:r>
             <w:r>
               <w:rPr>
                 <w:rFonts w:hint="eastAsia"/>
-                <w:color w:val="D9D9D9" w:themeColor="background1" w:themeShade="D9"/>
+                <w:color w:val="95DD9F" w:themeColor="background1" w:themeShade="D9"/>
               </w:rPr>
               <w:t>in</w:t>
             </w:r>
             <w:r>
               <w:rPr>
                 <w:rFonts w:hint="eastAsia"/>
-                <w:color w:val="D9D9D9" w:themeColor="background1" w:themeShade="D9"/>
+                <w:color w:val="95DD9F" w:themeColor="background1" w:themeShade="D9"/>
               </w:rPr>
               <w:t>下的驱动静态库编译</w:t>
             </w:r>
@@ -3640,13 +3448,13 @@
           <w:p>
             <w:pPr>
               <w:rPr>
-                <w:color w:val="D9D9D9" w:themeColor="background1" w:themeShade="D9"/>
-              </w:rPr>
-            </w:pPr>
-            <w:r>
-              <w:rPr>
-                <w:rFonts w:hint="eastAsia"/>
-                <w:color w:val="D9D9D9" w:themeColor="background1" w:themeShade="D9"/>
+                <w:color w:val="95DD9F" w:themeColor="background1" w:themeShade="D9"/>
+              </w:rPr>
+            </w:pPr>
+            <w:r>
+              <w:rPr>
+                <w:rFonts w:hint="eastAsia"/>
+                <w:color w:val="95DD9F" w:themeColor="background1" w:themeShade="D9"/>
               </w:rPr>
               <w:t>谭钊波</w:t>
             </w:r>
@@ -3660,13 +3468,13 @@
           <w:p>
             <w:pPr>
               <w:rPr>
-                <w:color w:val="D9D9D9" w:themeColor="background1" w:themeShade="D9"/>
-              </w:rPr>
-            </w:pPr>
-            <w:r>
-              <w:rPr>
-                <w:rFonts w:hint="eastAsia"/>
-                <w:color w:val="D9D9D9" w:themeColor="background1" w:themeShade="D9"/>
+                <w:color w:val="95DD9F" w:themeColor="background1" w:themeShade="D9"/>
+              </w:rPr>
+            </w:pPr>
+            <w:r>
+              <w:rPr>
+                <w:rFonts w:hint="eastAsia"/>
+                <w:color w:val="95DD9F" w:themeColor="background1" w:themeShade="D9"/>
               </w:rPr>
               <w:t>5-5</w:t>
             </w:r>
@@ -3680,13 +3488,13 @@
           <w:p>
             <w:pPr>
               <w:rPr>
-                <w:color w:val="D9D9D9" w:themeColor="background1" w:themeShade="D9"/>
-              </w:rPr>
-            </w:pPr>
-            <w:r>
-              <w:rPr>
-                <w:rFonts w:hint="eastAsia"/>
-                <w:color w:val="D9D9D9" w:themeColor="background1" w:themeShade="D9"/>
+                <w:color w:val="95DD9F" w:themeColor="background1" w:themeShade="D9"/>
+              </w:rPr>
+            </w:pPr>
+            <w:r>
+              <w:rPr>
+                <w:rFonts w:hint="eastAsia"/>
+                <w:color w:val="95DD9F" w:themeColor="background1" w:themeShade="D9"/>
               </w:rPr>
               <w:t>5-26</w:t>
             </w:r>
@@ -3699,34 +3507,34 @@
           <w:p>
             <w:pPr>
               <w:rPr>
-                <w:color w:val="D9D9D9" w:themeColor="background1" w:themeShade="D9"/>
-              </w:rPr>
-            </w:pPr>
-            <w:r>
-              <w:rPr>
-                <w:rFonts w:hint="eastAsia"/>
-                <w:color w:val="D9D9D9" w:themeColor="background1" w:themeShade="D9"/>
+                <w:color w:val="95DD9F" w:themeColor="background1" w:themeShade="D9"/>
+              </w:rPr>
+            </w:pPr>
+            <w:r>
+              <w:rPr>
+                <w:rFonts w:hint="eastAsia"/>
+                <w:color w:val="95DD9F" w:themeColor="background1" w:themeShade="D9"/>
               </w:rPr>
               <w:t>存在问题</w:t>
             </w:r>
             <w:r>
               <w:rPr>
                 <w:rFonts w:hint="eastAsia"/>
-                <w:color w:val="D9D9D9" w:themeColor="background1" w:themeShade="D9"/>
+                <w:color w:val="95DD9F" w:themeColor="background1" w:themeShade="D9"/>
               </w:rPr>
               <w:t>,</w:t>
             </w:r>
             <w:r>
               <w:rPr>
                 <w:rFonts w:hint="eastAsia"/>
-                <w:color w:val="D9D9D9" w:themeColor="background1" w:themeShade="D9"/>
+                <w:color w:val="95DD9F" w:themeColor="background1" w:themeShade="D9"/>
               </w:rPr>
               <w:t>不编译</w:t>
             </w:r>
             <w:r>
               <w:rPr>
                 <w:rFonts w:hint="eastAsia"/>
-                <w:color w:val="D9D9D9" w:themeColor="background1" w:themeShade="D9"/>
+                <w:color w:val="95DD9F" w:themeColor="background1" w:themeShade="D9"/>
               </w:rPr>
               <w:t>C++</w:t>
             </w:r>
@@ -4279,27 +4087,27 @@
           <w:p>
             <w:pPr>
               <w:rPr>
-                <w:color w:val="D9D9D9" w:themeColor="background1" w:themeShade="D9"/>
+                <w:color w:val="95DD9F" w:themeColor="background1" w:themeShade="D9"/>
               </w:rPr>
             </w:pPr>
             <w:proofErr w:type="spellStart"/>
             <w:r>
               <w:rPr>
-                <w:color w:val="D9D9D9" w:themeColor="background1" w:themeShade="D9"/>
+                <w:color w:val="95DD9F" w:themeColor="background1" w:themeShade="D9"/>
               </w:rPr>
               <w:t>dps</w:t>
             </w:r>
             <w:proofErr w:type="spellEnd"/>
             <w:r>
               <w:rPr>
-                <w:color w:val="D9D9D9" w:themeColor="background1" w:themeShade="D9"/>
+                <w:color w:val="95DD9F" w:themeColor="background1" w:themeShade="D9"/>
               </w:rPr>
               <w:t xml:space="preserve"> dump</w:t>
             </w:r>
             <w:r>
               <w:rPr>
                 <w:rFonts w:hint="eastAsia"/>
-                <w:color w:val="D9D9D9" w:themeColor="background1" w:themeShade="D9"/>
+                <w:color w:val="95DD9F" w:themeColor="background1" w:themeShade="D9"/>
               </w:rPr>
               <w:t>工具代码调整，单元测试。</w:t>
             </w:r>
@@ -4307,20 +4115,20 @@
           <w:p>
             <w:pPr>
               <w:rPr>
-                <w:color w:val="D9D9D9" w:themeColor="background1" w:themeShade="D9"/>
-              </w:rPr>
-            </w:pPr>
-            <w:r>
-              <w:rPr>
-                <w:rFonts w:hint="eastAsia"/>
-                <w:color w:val="D9D9D9" w:themeColor="background1" w:themeShade="D9"/>
+                <w:color w:val="95DD9F" w:themeColor="background1" w:themeShade="D9"/>
+              </w:rPr>
+            </w:pPr>
+            <w:r>
+              <w:rPr>
+                <w:rFonts w:hint="eastAsia"/>
+                <w:color w:val="95DD9F" w:themeColor="background1" w:themeShade="D9"/>
               </w:rPr>
               <w:t>--</w:t>
             </w:r>
             <w:r>
               <w:rPr>
                 <w:rFonts w:hint="eastAsia"/>
-                <w:color w:val="D9D9D9" w:themeColor="background1" w:themeShade="D9"/>
+                <w:color w:val="95DD9F" w:themeColor="background1" w:themeShade="D9"/>
               </w:rPr>
               <w:t>过滤器调整为链式</w:t>
             </w:r>
@@ -4328,20 +4136,20 @@
           <w:p>
             <w:pPr>
               <w:rPr>
-                <w:color w:val="D9D9D9" w:themeColor="background1" w:themeShade="D9"/>
-              </w:rPr>
-            </w:pPr>
-            <w:r>
-              <w:rPr>
-                <w:rFonts w:hint="eastAsia"/>
-                <w:color w:val="D9D9D9" w:themeColor="background1" w:themeShade="D9"/>
+                <w:color w:val="95DD9F" w:themeColor="background1" w:themeShade="D9"/>
+              </w:rPr>
+            </w:pPr>
+            <w:r>
+              <w:rPr>
+                <w:rFonts w:hint="eastAsia"/>
+                <w:color w:val="95DD9F" w:themeColor="background1" w:themeShade="D9"/>
               </w:rPr>
               <w:t>--</w:t>
             </w:r>
             <w:r>
               <w:rPr>
                 <w:rFonts w:hint="eastAsia"/>
-                <w:color w:val="D9D9D9" w:themeColor="background1" w:themeShade="D9"/>
+                <w:color w:val="95DD9F" w:themeColor="background1" w:themeShade="D9"/>
               </w:rPr>
               <w:t>统一参数加载方式</w:t>
             </w:r>
@@ -4355,13 +4163,13 @@
           <w:p>
             <w:pPr>
               <w:rPr>
-                <w:color w:val="D9D9D9" w:themeColor="background1" w:themeShade="D9"/>
-              </w:rPr>
-            </w:pPr>
-            <w:r>
-              <w:rPr>
-                <w:rFonts w:hint="eastAsia"/>
-                <w:color w:val="D9D9D9" w:themeColor="background1" w:themeShade="D9"/>
+                <w:color w:val="95DD9F" w:themeColor="background1" w:themeShade="D9"/>
+              </w:rPr>
+            </w:pPr>
+            <w:r>
+              <w:rPr>
+                <w:rFonts w:hint="eastAsia"/>
+                <w:color w:val="95DD9F" w:themeColor="background1" w:themeShade="D9"/>
               </w:rPr>
               <w:t>刘圳</w:t>
             </w:r>
@@ -4375,13 +4183,13 @@
           <w:p>
             <w:pPr>
               <w:rPr>
-                <w:color w:val="D9D9D9" w:themeColor="background1" w:themeShade="D9"/>
-              </w:rPr>
-            </w:pPr>
-            <w:r>
-              <w:rPr>
-                <w:rFonts w:hint="eastAsia"/>
-                <w:color w:val="D9D9D9" w:themeColor="background1" w:themeShade="D9"/>
+                <w:color w:val="95DD9F" w:themeColor="background1" w:themeShade="D9"/>
+              </w:rPr>
+            </w:pPr>
+            <w:r>
+              <w:rPr>
+                <w:rFonts w:hint="eastAsia"/>
+                <w:color w:val="95DD9F" w:themeColor="background1" w:themeShade="D9"/>
               </w:rPr>
               <w:t>4-28</w:t>
             </w:r>
@@ -4395,7 +4203,7 @@
           <w:p>
             <w:pPr>
               <w:rPr>
-                <w:color w:val="D9D9D9" w:themeColor="background1" w:themeShade="D9"/>
+                <w:color w:val="95DD9F" w:themeColor="background1" w:themeShade="D9"/>
               </w:rPr>
             </w:pPr>
           </w:p>
@@ -4408,13 +4216,13 @@
           <w:p>
             <w:pPr>
               <w:rPr>
-                <w:color w:val="D9D9D9" w:themeColor="background1" w:themeShade="D9"/>
-              </w:rPr>
-            </w:pPr>
-            <w:r>
-              <w:rPr>
-                <w:rFonts w:hint="eastAsia"/>
-                <w:color w:val="D9D9D9" w:themeColor="background1" w:themeShade="D9"/>
+                <w:color w:val="95DD9F" w:themeColor="background1" w:themeShade="D9"/>
+              </w:rPr>
+            </w:pPr>
+            <w:r>
+              <w:rPr>
+                <w:rFonts w:hint="eastAsia"/>
+                <w:color w:val="95DD9F" w:themeColor="background1" w:themeShade="D9"/>
               </w:rPr>
               <w:t>完成</w:t>
             </w:r>
@@ -4523,20 +4331,20 @@
           <w:p>
             <w:pPr>
               <w:rPr>
-                <w:color w:val="D9D9D9" w:themeColor="background1" w:themeShade="D9"/>
+                <w:color w:val="95DD9F" w:themeColor="background1" w:themeShade="D9"/>
               </w:rPr>
             </w:pPr>
             <w:proofErr w:type="spellStart"/>
             <w:r>
               <w:rPr>
-                <w:color w:val="D9D9D9" w:themeColor="background1" w:themeShade="D9"/>
+                <w:color w:val="95DD9F" w:themeColor="background1" w:themeShade="D9"/>
               </w:rPr>
               <w:t>I</w:t>
             </w:r>
             <w:r>
               <w:rPr>
                 <w:rFonts w:hint="eastAsia"/>
-                <w:color w:val="D9D9D9" w:themeColor="background1" w:themeShade="D9"/>
+                <w:color w:val="95DD9F" w:themeColor="background1" w:themeShade="D9"/>
               </w:rPr>
               <w:t>xmkeygen</w:t>
             </w:r>
@@ -4544,7 +4352,7 @@
             <w:r>
               <w:rPr>
                 <w:rFonts w:hint="eastAsia"/>
-                <w:color w:val="D9D9D9" w:themeColor="background1" w:themeShade="D9"/>
+                <w:color w:val="95DD9F" w:themeColor="background1" w:themeShade="D9"/>
               </w:rPr>
               <w:t>测试</w:t>
             </w:r>
@@ -4558,13 +4366,13 @@
           <w:p>
             <w:pPr>
               <w:rPr>
-                <w:color w:val="D9D9D9" w:themeColor="background1" w:themeShade="D9"/>
-              </w:rPr>
-            </w:pPr>
-            <w:r>
-              <w:rPr>
-                <w:rFonts w:hint="eastAsia"/>
-                <w:color w:val="D9D9D9" w:themeColor="background1" w:themeShade="D9"/>
+                <w:color w:val="95DD9F" w:themeColor="background1" w:themeShade="D9"/>
+              </w:rPr>
+            </w:pPr>
+            <w:r>
+              <w:rPr>
+                <w:rFonts w:hint="eastAsia"/>
+                <w:color w:val="95DD9F" w:themeColor="background1" w:themeShade="D9"/>
               </w:rPr>
               <w:t>胡晓均</w:t>
             </w:r>
@@ -4578,13 +4386,13 @@
           <w:p>
             <w:pPr>
               <w:rPr>
-                <w:color w:val="D9D9D9" w:themeColor="background1" w:themeShade="D9"/>
-              </w:rPr>
-            </w:pPr>
-            <w:r>
-              <w:rPr>
-                <w:rFonts w:hint="eastAsia"/>
-                <w:color w:val="D9D9D9" w:themeColor="background1" w:themeShade="D9"/>
+                <w:color w:val="95DD9F" w:themeColor="background1" w:themeShade="D9"/>
+              </w:rPr>
+            </w:pPr>
+            <w:r>
+              <w:rPr>
+                <w:rFonts w:hint="eastAsia"/>
+                <w:color w:val="95DD9F" w:themeColor="background1" w:themeShade="D9"/>
               </w:rPr>
               <w:t>5-12</w:t>
             </w:r>
@@ -4598,7 +4406,7 @@
           <w:p>
             <w:pPr>
               <w:rPr>
-                <w:color w:val="D9D9D9" w:themeColor="background1" w:themeShade="D9"/>
+                <w:color w:val="95DD9F" w:themeColor="background1" w:themeShade="D9"/>
               </w:rPr>
             </w:pPr>
           </w:p>
@@ -4610,13 +4418,13 @@
           <w:p>
             <w:pPr>
               <w:rPr>
-                <w:color w:val="D9D9D9" w:themeColor="background1" w:themeShade="D9"/>
-              </w:rPr>
-            </w:pPr>
-            <w:r>
-              <w:rPr>
-                <w:rFonts w:hint="eastAsia"/>
-                <w:color w:val="D9D9D9" w:themeColor="background1" w:themeShade="D9"/>
+                <w:color w:val="95DD9F" w:themeColor="background1" w:themeShade="D9"/>
+              </w:rPr>
+            </w:pPr>
+            <w:r>
+              <w:rPr>
+                <w:rFonts w:hint="eastAsia"/>
+                <w:color w:val="95DD9F" w:themeColor="background1" w:themeShade="D9"/>
               </w:rPr>
               <w:t>完成</w:t>
             </w:r>
@@ -4632,19 +4440,19 @@
           <w:p>
             <w:pPr>
               <w:rPr>
-                <w:color w:val="D9D9D9" w:themeColor="background1" w:themeShade="D9"/>
-              </w:rPr>
-            </w:pPr>
-            <w:r>
-              <w:rPr>
-                <w:color w:val="D9D9D9" w:themeColor="background1" w:themeShade="D9"/>
+                <w:color w:val="95DD9F" w:themeColor="background1" w:themeShade="D9"/>
+              </w:rPr>
+            </w:pPr>
+            <w:r>
+              <w:rPr>
+                <w:color w:val="95DD9F" w:themeColor="background1" w:themeShade="D9"/>
               </w:rPr>
               <w:t>I</w:t>
             </w:r>
             <w:r>
               <w:rPr>
                 <w:rFonts w:hint="eastAsia"/>
-                <w:color w:val="D9D9D9" w:themeColor="background1" w:themeShade="D9"/>
+                <w:color w:val="95DD9F" w:themeColor="background1" w:themeShade="D9"/>
               </w:rPr>
               <w:t>nspect</w:t>
             </w:r>
@@ -4658,13 +4466,13 @@
           <w:p>
             <w:pPr>
               <w:rPr>
-                <w:color w:val="D9D9D9" w:themeColor="background1" w:themeShade="D9"/>
-              </w:rPr>
-            </w:pPr>
-            <w:r>
-              <w:rPr>
-                <w:rFonts w:hint="eastAsia"/>
-                <w:color w:val="D9D9D9" w:themeColor="background1" w:themeShade="D9"/>
+                <w:color w:val="95DD9F" w:themeColor="background1" w:themeShade="D9"/>
+              </w:rPr>
+            </w:pPr>
+            <w:r>
+              <w:rPr>
+                <w:rFonts w:hint="eastAsia"/>
+                <w:color w:val="95DD9F" w:themeColor="background1" w:themeShade="D9"/>
               </w:rPr>
               <w:t>刘圳</w:t>
             </w:r>
@@ -4678,13 +4486,13 @@
           <w:p>
             <w:pPr>
               <w:rPr>
-                <w:color w:val="D9D9D9" w:themeColor="background1" w:themeShade="D9"/>
-              </w:rPr>
-            </w:pPr>
-            <w:r>
-              <w:rPr>
-                <w:rFonts w:hint="eastAsia"/>
-                <w:color w:val="D9D9D9" w:themeColor="background1" w:themeShade="D9"/>
+                <w:color w:val="95DD9F" w:themeColor="background1" w:themeShade="D9"/>
+              </w:rPr>
+            </w:pPr>
+            <w:r>
+              <w:rPr>
+                <w:rFonts w:hint="eastAsia"/>
+                <w:color w:val="95DD9F" w:themeColor="background1" w:themeShade="D9"/>
               </w:rPr>
               <w:t>5-14</w:t>
             </w:r>
@@ -4698,7 +4506,7 @@
           <w:p>
             <w:pPr>
               <w:rPr>
-                <w:color w:val="D9D9D9" w:themeColor="background1" w:themeShade="D9"/>
+                <w:color w:val="95DD9F" w:themeColor="background1" w:themeShade="D9"/>
               </w:rPr>
             </w:pPr>
           </w:p>
@@ -4710,14 +4518,13 @@
           <w:p>
             <w:pPr>
               <w:rPr>
-                <w:rFonts w:hint="eastAsia"/>
-                <w:color w:val="D9D9D9" w:themeColor="background1" w:themeShade="D9"/>
-              </w:rPr>
-            </w:pPr>
-            <w:r>
-              <w:rPr>
-                <w:rFonts w:hint="eastAsia"/>
-                <w:color w:val="D9D9D9" w:themeColor="background1" w:themeShade="D9"/>
+                <w:color w:val="95DD9F" w:themeColor="background1" w:themeShade="D9"/>
+              </w:rPr>
+            </w:pPr>
+            <w:r>
+              <w:rPr>
+                <w:rFonts w:hint="eastAsia"/>
+                <w:color w:val="95DD9F" w:themeColor="background1" w:themeShade="D9"/>
               </w:rPr>
               <w:t>完成</w:t>
             </w:r>
@@ -4732,7 +4539,7 @@
           <w:p>
             <w:pPr>
               <w:rPr>
-                <w:color w:val="D9D9D9" w:themeColor="background1" w:themeShade="D9"/>
+                <w:color w:val="95DD9F" w:themeColor="background1" w:themeShade="D9"/>
               </w:rPr>
             </w:pPr>
           </w:p>
@@ -4745,8 +4552,7 @@
           <w:p>
             <w:pPr>
               <w:rPr>
-                <w:rFonts w:hint="eastAsia"/>
-                <w:color w:val="D9D9D9" w:themeColor="background1" w:themeShade="D9"/>
+                <w:color w:val="95DD9F" w:themeColor="background1" w:themeShade="D9"/>
               </w:rPr>
             </w:pPr>
           </w:p>
@@ -4759,8 +4565,7 @@
           <w:p>
             <w:pPr>
               <w:rPr>
-                <w:rFonts w:hint="eastAsia"/>
-                <w:color w:val="D9D9D9" w:themeColor="background1" w:themeShade="D9"/>
+                <w:color w:val="95DD9F" w:themeColor="background1" w:themeShade="D9"/>
               </w:rPr>
             </w:pPr>
           </w:p>
@@ -4773,7 +4578,7 @@
           <w:p>
             <w:pPr>
               <w:rPr>
-                <w:color w:val="D9D9D9" w:themeColor="background1" w:themeShade="D9"/>
+                <w:color w:val="95DD9F" w:themeColor="background1" w:themeShade="D9"/>
               </w:rPr>
             </w:pPr>
           </w:p>
@@ -4786,8 +4591,7 @@
           <w:p>
             <w:pPr>
               <w:rPr>
-                <w:rFonts w:hint="eastAsia"/>
-                <w:color w:val="D9D9D9" w:themeColor="background1" w:themeShade="D9"/>
+                <w:color w:val="95DD9F" w:themeColor="background1" w:themeShade="D9"/>
               </w:rPr>
             </w:pPr>
           </w:p>
@@ -5290,7 +5094,7 @@
         <a:sysClr val="windowText" lastClr="000000"/>
       </a:dk1>
       <a:lt1>
-        <a:sysClr val="window" lastClr="FFFFFF"/>
+        <a:sysClr val="window" lastClr="C7EDCC"/>
       </a:lt1>
       <a:dk2>
         <a:srgbClr val="1F497D"/>
